--- a/Technical Documentation and User Manual.docx
+++ b/Technical Documentation and User Manual.docx
@@ -412,7 +412,7 @@
             </w:rPr>
             <w:fldChar w:fldCharType="separate"/>
           </w:r>
-          <w:hyperlink w:anchor="_Toc229488578" w:history="1">
+          <w:hyperlink w:anchor="_Toc229492282" w:history="1">
             <w:r>
               <w:rPr>
                 <w:rStyle w:val="Hyperlink"/>
@@ -454,7 +454,7 @@
                 <w:noProof/>
                 <w:webHidden/>
               </w:rPr>
-              <w:instrText xml:space="preserve"> PAGEREF _Toc229488578 \h </w:instrText>
+              <w:instrText xml:space="preserve"> PAGEREF _Toc229492282 \h </w:instrText>
             </w:r>
             <w:r>
               <w:rPr>
@@ -497,7 +497,7 @@
               <w:lang w:eastAsia="en-PH"/>
             </w:rPr>
           </w:pPr>
-          <w:hyperlink w:anchor="_Toc229488579" w:history="1">
+          <w:hyperlink w:anchor="_Toc229492283" w:history="1">
             <w:r>
               <w:rPr>
                 <w:rStyle w:val="Hyperlink"/>
@@ -524,7 +524,7 @@
                 <w:noProof/>
                 <w:webHidden/>
               </w:rPr>
-              <w:instrText xml:space="preserve"> PAGEREF _Toc229488579 \h </w:instrText>
+              <w:instrText xml:space="preserve"> PAGEREF _Toc229492283 \h </w:instrText>
             </w:r>
             <w:r>
               <w:rPr>
@@ -568,7 +568,7 @@
               <w:lang w:eastAsia="en-PH"/>
             </w:rPr>
           </w:pPr>
-          <w:hyperlink w:anchor="_Toc229488580" w:history="1">
+          <w:hyperlink w:anchor="_Toc229492284" w:history="1">
             <w:r>
               <w:rPr>
                 <w:rStyle w:val="Hyperlink"/>
@@ -610,7 +610,7 @@
                 <w:noProof/>
                 <w:webHidden/>
               </w:rPr>
-              <w:instrText xml:space="preserve"> PAGEREF _Toc229488580 \h </w:instrText>
+              <w:instrText xml:space="preserve"> PAGEREF _Toc229492284 \h </w:instrText>
             </w:r>
             <w:r>
               <w:rPr>
@@ -654,7 +654,7 @@
               <w:lang w:eastAsia="en-PH"/>
             </w:rPr>
           </w:pPr>
-          <w:hyperlink w:anchor="_Toc229488581" w:history="1">
+          <w:hyperlink w:anchor="_Toc229492285" w:history="1">
             <w:r>
               <w:rPr>
                 <w:rStyle w:val="Hyperlink"/>
@@ -698,7 +698,7 @@
                 <w:noProof/>
                 <w:webHidden/>
               </w:rPr>
-              <w:instrText xml:space="preserve"> PAGEREF _Toc229488581 \h </w:instrText>
+              <w:instrText xml:space="preserve"> PAGEREF _Toc229492285 \h </w:instrText>
             </w:r>
             <w:r>
               <w:rPr>
@@ -742,7 +742,7 @@
               <w:lang w:eastAsia="en-PH"/>
             </w:rPr>
           </w:pPr>
-          <w:hyperlink w:anchor="_Toc229488582" w:history="1">
+          <w:hyperlink w:anchor="_Toc229492286" w:history="1">
             <w:r>
               <w:rPr>
                 <w:rStyle w:val="Hyperlink"/>
@@ -786,7 +786,7 @@
                 <w:noProof/>
                 <w:webHidden/>
               </w:rPr>
-              <w:instrText xml:space="preserve"> PAGEREF _Toc229488582 \h </w:instrText>
+              <w:instrText xml:space="preserve"> PAGEREF _Toc229492286 \h </w:instrText>
             </w:r>
             <w:r>
               <w:rPr>
@@ -830,7 +830,7 @@
               <w:lang w:eastAsia="en-PH"/>
             </w:rPr>
           </w:pPr>
-          <w:hyperlink w:anchor="_Toc229488583" w:history="1">
+          <w:hyperlink w:anchor="_Toc229492287" w:history="1">
             <w:r>
               <w:rPr>
                 <w:rStyle w:val="Hyperlink"/>
@@ -876,7 +876,7 @@
                 <w:noProof/>
                 <w:webHidden/>
               </w:rPr>
-              <w:instrText xml:space="preserve"> PAGEREF _Toc229488583 \h </w:instrText>
+              <w:instrText xml:space="preserve"> PAGEREF _Toc229492287 \h </w:instrText>
             </w:r>
             <w:r>
               <w:rPr>
@@ -920,7 +920,7 @@
               <w:lang w:eastAsia="en-PH"/>
             </w:rPr>
           </w:pPr>
-          <w:hyperlink w:anchor="_Toc229488584" w:history="1">
+          <w:hyperlink w:anchor="_Toc229492288" w:history="1">
             <w:r>
               <w:rPr>
                 <w:rStyle w:val="Hyperlink"/>
@@ -966,7 +966,7 @@
                 <w:noProof/>
                 <w:webHidden/>
               </w:rPr>
-              <w:instrText xml:space="preserve"> PAGEREF _Toc229488584 \h </w:instrText>
+              <w:instrText xml:space="preserve"> PAGEREF _Toc229492288 \h </w:instrText>
             </w:r>
             <w:r>
               <w:rPr>
@@ -1010,7 +1010,7 @@
               <w:lang w:eastAsia="en-PH"/>
             </w:rPr>
           </w:pPr>
-          <w:hyperlink w:anchor="_Toc229488585" w:history="1">
+          <w:hyperlink w:anchor="_Toc229492289" w:history="1">
             <w:r>
               <w:rPr>
                 <w:rStyle w:val="Hyperlink"/>
@@ -1056,7 +1056,7 @@
                 <w:noProof/>
                 <w:webHidden/>
               </w:rPr>
-              <w:instrText xml:space="preserve"> PAGEREF _Toc229488585 \h </w:instrText>
+              <w:instrText xml:space="preserve"> PAGEREF _Toc229492289 \h </w:instrText>
             </w:r>
             <w:r>
               <w:rPr>
@@ -1100,7 +1100,7 @@
               <w:lang w:eastAsia="en-PH"/>
             </w:rPr>
           </w:pPr>
-          <w:hyperlink w:anchor="_Toc229488586" w:history="1">
+          <w:hyperlink w:anchor="_Toc229492290" w:history="1">
             <w:r>
               <w:rPr>
                 <w:rStyle w:val="Hyperlink"/>
@@ -1146,7 +1146,7 @@
                 <w:noProof/>
                 <w:webHidden/>
               </w:rPr>
-              <w:instrText xml:space="preserve"> PAGEREF _Toc229488586 \h </w:instrText>
+              <w:instrText xml:space="preserve"> PAGEREF _Toc229492290 \h </w:instrText>
             </w:r>
             <w:r>
               <w:rPr>
@@ -1190,7 +1190,7 @@
               <w:lang w:eastAsia="en-PH"/>
             </w:rPr>
           </w:pPr>
-          <w:hyperlink w:anchor="_Toc229488587" w:history="1">
+          <w:hyperlink w:anchor="_Toc229492291" w:history="1">
             <w:r>
               <w:rPr>
                 <w:rStyle w:val="Hyperlink"/>
@@ -1234,7 +1234,7 @@
                 <w:noProof/>
                 <w:webHidden/>
               </w:rPr>
-              <w:instrText xml:space="preserve"> PAGEREF _Toc229488587 \h </w:instrText>
+              <w:instrText xml:space="preserve"> PAGEREF _Toc229492291 \h </w:instrText>
             </w:r>
             <w:r>
               <w:rPr>
@@ -1278,7 +1278,7 @@
               <w:lang w:eastAsia="en-PH"/>
             </w:rPr>
           </w:pPr>
-          <w:hyperlink w:anchor="_Toc229488588" w:history="1">
+          <w:hyperlink w:anchor="_Toc229492292" w:history="1">
             <w:r>
               <w:rPr>
                 <w:rStyle w:val="Hyperlink"/>
@@ -1322,7 +1322,7 @@
                 <w:noProof/>
                 <w:webHidden/>
               </w:rPr>
-              <w:instrText xml:space="preserve"> PAGEREF _Toc229488588 \h </w:instrText>
+              <w:instrText xml:space="preserve"> PAGEREF _Toc229492292 \h </w:instrText>
             </w:r>
             <w:r>
               <w:rPr>
@@ -1366,7 +1366,7 @@
               <w:lang w:eastAsia="en-PH"/>
             </w:rPr>
           </w:pPr>
-          <w:hyperlink w:anchor="_Toc229488589" w:history="1">
+          <w:hyperlink w:anchor="_Toc229492293" w:history="1">
             <w:r>
               <w:rPr>
                 <w:rStyle w:val="Hyperlink"/>
@@ -1410,7 +1410,7 @@
                 <w:noProof/>
                 <w:webHidden/>
               </w:rPr>
-              <w:instrText xml:space="preserve"> PAGEREF _Toc229488589 \h </w:instrText>
+              <w:instrText xml:space="preserve"> PAGEREF _Toc229492293 \h </w:instrText>
             </w:r>
             <w:r>
               <w:rPr>
@@ -1454,7 +1454,7 @@
               <w:lang w:eastAsia="en-PH"/>
             </w:rPr>
           </w:pPr>
-          <w:hyperlink w:anchor="_Toc229488590" w:history="1">
+          <w:hyperlink w:anchor="_Toc229492294" w:history="1">
             <w:r>
               <w:rPr>
                 <w:rStyle w:val="Hyperlink"/>
@@ -1496,7 +1496,7 @@
                 <w:noProof/>
                 <w:webHidden/>
               </w:rPr>
-              <w:instrText xml:space="preserve"> PAGEREF _Toc229488590 \h </w:instrText>
+              <w:instrText xml:space="preserve"> PAGEREF _Toc229492294 \h </w:instrText>
             </w:r>
             <w:r>
               <w:rPr>
@@ -1540,7 +1540,7 @@
               <w:lang w:eastAsia="en-PH"/>
             </w:rPr>
           </w:pPr>
-          <w:hyperlink w:anchor="_Toc229488591" w:history="1">
+          <w:hyperlink w:anchor="_Toc229492295" w:history="1">
             <w:r>
               <w:rPr>
                 <w:rStyle w:val="Hyperlink"/>
@@ -1582,7 +1582,7 @@
                 <w:noProof/>
                 <w:webHidden/>
               </w:rPr>
-              <w:instrText xml:space="preserve"> PAGEREF _Toc229488591 \h </w:instrText>
+              <w:instrText xml:space="preserve"> PAGEREF _Toc229492295 \h </w:instrText>
             </w:r>
             <w:r>
               <w:rPr>
@@ -1625,7 +1625,7 @@
               <w:lang w:eastAsia="en-PH"/>
             </w:rPr>
           </w:pPr>
-          <w:hyperlink w:anchor="_Toc229488592" w:history="1">
+          <w:hyperlink w:anchor="_Toc229492296" w:history="1">
             <w:r>
               <w:rPr>
                 <w:rStyle w:val="Hyperlink"/>
@@ -1653,7 +1653,7 @@
                 <w:noProof/>
                 <w:webHidden/>
               </w:rPr>
-              <w:instrText xml:space="preserve"> PAGEREF _Toc229488592 \h </w:instrText>
+              <w:instrText xml:space="preserve"> PAGEREF _Toc229492296 \h </w:instrText>
             </w:r>
             <w:r>
               <w:rPr>
@@ -1696,7 +1696,7 @@
               <w:lang w:eastAsia="en-PH"/>
             </w:rPr>
           </w:pPr>
-          <w:hyperlink w:anchor="_Toc229488593" w:history="1">
+          <w:hyperlink w:anchor="_Toc229492297" w:history="1">
             <w:r>
               <w:rPr>
                 <w:rStyle w:val="Hyperlink"/>
@@ -1724,7 +1724,7 @@
                 <w:noProof/>
                 <w:webHidden/>
               </w:rPr>
-              <w:instrText xml:space="preserve"> PAGEREF _Toc229488593 \h </w:instrText>
+              <w:instrText xml:space="preserve"> PAGEREF _Toc229492297 \h </w:instrText>
             </w:r>
             <w:r>
               <w:rPr>
@@ -1767,7 +1767,7 @@
               <w:lang w:eastAsia="en-PH"/>
             </w:rPr>
           </w:pPr>
-          <w:hyperlink w:anchor="_Toc229488594" w:history="1">
+          <w:hyperlink w:anchor="_Toc229492298" w:history="1">
             <w:r>
               <w:rPr>
                 <w:rStyle w:val="Hyperlink"/>
@@ -1795,7 +1795,7 @@
                 <w:noProof/>
                 <w:webHidden/>
               </w:rPr>
-              <w:instrText xml:space="preserve"> PAGEREF _Toc229488594 \h </w:instrText>
+              <w:instrText xml:space="preserve"> PAGEREF _Toc229492298 \h </w:instrText>
             </w:r>
             <w:r>
               <w:rPr>
@@ -1838,7 +1838,7 @@
               <w:lang w:eastAsia="en-PH"/>
             </w:rPr>
           </w:pPr>
-          <w:hyperlink w:anchor="_Toc229488595" w:history="1">
+          <w:hyperlink w:anchor="_Toc229492299" w:history="1">
             <w:r>
               <w:rPr>
                 <w:rStyle w:val="Hyperlink"/>
@@ -1866,7 +1866,7 @@
                 <w:noProof/>
                 <w:webHidden/>
               </w:rPr>
-              <w:instrText xml:space="preserve"> PAGEREF _Toc229488595 \h </w:instrText>
+              <w:instrText xml:space="preserve"> PAGEREF _Toc229492299 \h </w:instrText>
             </w:r>
             <w:r>
               <w:rPr>
@@ -1909,7 +1909,7 @@
               <w:lang w:eastAsia="en-PH"/>
             </w:rPr>
           </w:pPr>
-          <w:hyperlink w:anchor="_Toc229488596" w:history="1">
+          <w:hyperlink w:anchor="_Toc229492300" w:history="1">
             <w:r>
               <w:rPr>
                 <w:rStyle w:val="Hyperlink"/>
@@ -1937,7 +1937,7 @@
                 <w:noProof/>
                 <w:webHidden/>
               </w:rPr>
-              <w:instrText xml:space="preserve"> PAGEREF _Toc229488596 \h </w:instrText>
+              <w:instrText xml:space="preserve"> PAGEREF _Toc229492300 \h </w:instrText>
             </w:r>
             <w:r>
               <w:rPr>
@@ -1980,7 +1980,7 @@
               <w:lang w:eastAsia="en-PH"/>
             </w:rPr>
           </w:pPr>
-          <w:hyperlink w:anchor="_Toc229488597" w:history="1">
+          <w:hyperlink w:anchor="_Toc229492301" w:history="1">
             <w:r>
               <w:rPr>
                 <w:rStyle w:val="Hyperlink"/>
@@ -2008,7 +2008,7 @@
                 <w:noProof/>
                 <w:webHidden/>
               </w:rPr>
-              <w:instrText xml:space="preserve"> PAGEREF _Toc229488597 \h </w:instrText>
+              <w:instrText xml:space="preserve"> PAGEREF _Toc229492301 \h </w:instrText>
             </w:r>
             <w:r>
               <w:rPr>
@@ -2029,6 +2029,395 @@
                 <w:webHidden/>
               </w:rPr>
               <w:t>15</w:t>
+            </w:r>
+            <w:r>
+              <w:rPr>
+                <w:noProof/>
+                <w:webHidden/>
+              </w:rPr>
+              <w:fldChar w:fldCharType="end"/>
+            </w:r>
+          </w:hyperlink>
+        </w:p>
+        <w:p>
+          <w:pPr>
+            <w:pStyle w:val="TOC1"/>
+            <w:tabs>
+              <w:tab w:val="left" w:pos="440"/>
+              <w:tab w:val="right" w:leader="dot" w:pos="9350"/>
+            </w:tabs>
+            <w:rPr>
+              <w:rFonts w:eastAsiaTheme="minorEastAsia"/>
+              <w:noProof/>
+              <w:lang w:eastAsia="en-PH"/>
+            </w:rPr>
+          </w:pPr>
+          <w:hyperlink w:anchor="_Toc229492302" w:history="1">
+            <w:r>
+              <w:rPr>
+                <w:rStyle w:val="Hyperlink"/>
+                <w:noProof/>
+                <w:lang w:val="en-US"/>
+              </w:rPr>
+              <w:t>V.</w:t>
+            </w:r>
+            <w:r>
+              <w:rPr>
+                <w:rFonts w:eastAsiaTheme="minorEastAsia"/>
+                <w:noProof/>
+                <w:lang w:eastAsia="en-PH"/>
+              </w:rPr>
+              <w:tab/>
+            </w:r>
+            <w:r>
+              <w:rPr>
+                <w:rStyle w:val="Hyperlink"/>
+                <w:noProof/>
+                <w:lang w:val="en-US"/>
+              </w:rPr>
+              <w:t>When to touch code</w:t>
+            </w:r>
+            <w:r>
+              <w:rPr>
+                <w:noProof/>
+                <w:webHidden/>
+              </w:rPr>
+              <w:tab/>
+            </w:r>
+            <w:r>
+              <w:rPr>
+                <w:noProof/>
+                <w:webHidden/>
+              </w:rPr>
+              <w:fldChar w:fldCharType="begin"/>
+            </w:r>
+            <w:r>
+              <w:rPr>
+                <w:noProof/>
+                <w:webHidden/>
+              </w:rPr>
+              <w:instrText xml:space="preserve"> PAGEREF _Toc229492302 \h </w:instrText>
+            </w:r>
+            <w:r>
+              <w:rPr>
+                <w:noProof/>
+                <w:webHidden/>
+              </w:rPr>
+            </w:r>
+            <w:r>
+              <w:rPr>
+                <w:noProof/>
+                <w:webHidden/>
+              </w:rPr>
+              <w:fldChar w:fldCharType="separate"/>
+            </w:r>
+            <w:r>
+              <w:rPr>
+                <w:noProof/>
+                <w:webHidden/>
+              </w:rPr>
+              <w:t>16</w:t>
+            </w:r>
+            <w:r>
+              <w:rPr>
+                <w:noProof/>
+                <w:webHidden/>
+              </w:rPr>
+              <w:fldChar w:fldCharType="end"/>
+            </w:r>
+          </w:hyperlink>
+        </w:p>
+        <w:p>
+          <w:pPr>
+            <w:pStyle w:val="TOC1"/>
+            <w:tabs>
+              <w:tab w:val="left" w:pos="660"/>
+              <w:tab w:val="right" w:leader="dot" w:pos="9350"/>
+            </w:tabs>
+            <w:rPr>
+              <w:rFonts w:eastAsiaTheme="minorEastAsia"/>
+              <w:noProof/>
+              <w:lang w:eastAsia="en-PH"/>
+            </w:rPr>
+          </w:pPr>
+          <w:hyperlink w:anchor="_Toc229492303" w:history="1">
+            <w:r>
+              <w:rPr>
+                <w:rStyle w:val="Hyperlink"/>
+                <w:noProof/>
+                <w:lang w:val="en-US"/>
+              </w:rPr>
+              <w:t>VI.</w:t>
+            </w:r>
+            <w:r>
+              <w:rPr>
+                <w:rFonts w:eastAsiaTheme="minorEastAsia"/>
+                <w:noProof/>
+                <w:lang w:eastAsia="en-PH"/>
+              </w:rPr>
+              <w:tab/>
+            </w:r>
+            <w:r>
+              <w:rPr>
+                <w:rStyle w:val="Hyperlink"/>
+                <w:noProof/>
+                <w:lang w:val="en-US"/>
+              </w:rPr>
+              <w:t>Further development</w:t>
+            </w:r>
+            <w:r>
+              <w:rPr>
+                <w:noProof/>
+                <w:webHidden/>
+              </w:rPr>
+              <w:tab/>
+            </w:r>
+            <w:r>
+              <w:rPr>
+                <w:noProof/>
+                <w:webHidden/>
+              </w:rPr>
+              <w:fldChar w:fldCharType="begin"/>
+            </w:r>
+            <w:r>
+              <w:rPr>
+                <w:noProof/>
+                <w:webHidden/>
+              </w:rPr>
+              <w:instrText xml:space="preserve"> PAGEREF _Toc229492303 \h </w:instrText>
+            </w:r>
+            <w:r>
+              <w:rPr>
+                <w:noProof/>
+                <w:webHidden/>
+              </w:rPr>
+            </w:r>
+            <w:r>
+              <w:rPr>
+                <w:noProof/>
+                <w:webHidden/>
+              </w:rPr>
+              <w:fldChar w:fldCharType="separate"/>
+            </w:r>
+            <w:r>
+              <w:rPr>
+                <w:noProof/>
+                <w:webHidden/>
+              </w:rPr>
+              <w:t>17</w:t>
+            </w:r>
+            <w:r>
+              <w:rPr>
+                <w:noProof/>
+                <w:webHidden/>
+              </w:rPr>
+              <w:fldChar w:fldCharType="end"/>
+            </w:r>
+          </w:hyperlink>
+        </w:p>
+        <w:p>
+          <w:pPr>
+            <w:pStyle w:val="TOC2"/>
+            <w:tabs>
+              <w:tab w:val="right" w:leader="dot" w:pos="9350"/>
+            </w:tabs>
+            <w:rPr>
+              <w:rFonts w:eastAsiaTheme="minorEastAsia"/>
+              <w:noProof/>
+              <w:lang w:eastAsia="en-PH"/>
+            </w:rPr>
+          </w:pPr>
+          <w:hyperlink w:anchor="_Toc229492304" w:history="1">
+            <w:r>
+              <w:rPr>
+                <w:rStyle w:val="Hyperlink"/>
+                <w:noProof/>
+                <w:lang w:val="en-US"/>
+              </w:rPr>
+              <w:t>Games Module</w:t>
+            </w:r>
+            <w:r>
+              <w:rPr>
+                <w:noProof/>
+                <w:webHidden/>
+              </w:rPr>
+              <w:tab/>
+            </w:r>
+            <w:r>
+              <w:rPr>
+                <w:noProof/>
+                <w:webHidden/>
+              </w:rPr>
+              <w:fldChar w:fldCharType="begin"/>
+            </w:r>
+            <w:r>
+              <w:rPr>
+                <w:noProof/>
+                <w:webHidden/>
+              </w:rPr>
+              <w:instrText xml:space="preserve"> PAGEREF _Toc229492304 \h </w:instrText>
+            </w:r>
+            <w:r>
+              <w:rPr>
+                <w:noProof/>
+                <w:webHidden/>
+              </w:rPr>
+            </w:r>
+            <w:r>
+              <w:rPr>
+                <w:noProof/>
+                <w:webHidden/>
+              </w:rPr>
+              <w:fldChar w:fldCharType="separate"/>
+            </w:r>
+            <w:r>
+              <w:rPr>
+                <w:noProof/>
+                <w:webHidden/>
+              </w:rPr>
+              <w:t>17</w:t>
+            </w:r>
+            <w:r>
+              <w:rPr>
+                <w:noProof/>
+                <w:webHidden/>
+              </w:rPr>
+              <w:fldChar w:fldCharType="end"/>
+            </w:r>
+          </w:hyperlink>
+        </w:p>
+        <w:p>
+          <w:pPr>
+            <w:pStyle w:val="TOC2"/>
+            <w:tabs>
+              <w:tab w:val="right" w:leader="dot" w:pos="9350"/>
+            </w:tabs>
+            <w:rPr>
+              <w:rFonts w:eastAsiaTheme="minorEastAsia"/>
+              <w:noProof/>
+              <w:lang w:eastAsia="en-PH"/>
+            </w:rPr>
+          </w:pPr>
+          <w:hyperlink w:anchor="_Toc229492305" w:history="1">
+            <w:r>
+              <w:rPr>
+                <w:rStyle w:val="Hyperlink"/>
+                <w:noProof/>
+                <w:lang w:val="en-US"/>
+              </w:rPr>
+              <w:t>Quiz Module</w:t>
+            </w:r>
+            <w:r>
+              <w:rPr>
+                <w:noProof/>
+                <w:webHidden/>
+              </w:rPr>
+              <w:tab/>
+            </w:r>
+            <w:r>
+              <w:rPr>
+                <w:noProof/>
+                <w:webHidden/>
+              </w:rPr>
+              <w:fldChar w:fldCharType="begin"/>
+            </w:r>
+            <w:r>
+              <w:rPr>
+                <w:noProof/>
+                <w:webHidden/>
+              </w:rPr>
+              <w:instrText xml:space="preserve"> PAGEREF _Toc229492305 \h </w:instrText>
+            </w:r>
+            <w:r>
+              <w:rPr>
+                <w:noProof/>
+                <w:webHidden/>
+              </w:rPr>
+            </w:r>
+            <w:r>
+              <w:rPr>
+                <w:noProof/>
+                <w:webHidden/>
+              </w:rPr>
+              <w:fldChar w:fldCharType="separate"/>
+            </w:r>
+            <w:r>
+              <w:rPr>
+                <w:noProof/>
+                <w:webHidden/>
+              </w:rPr>
+              <w:t>17</w:t>
+            </w:r>
+            <w:r>
+              <w:rPr>
+                <w:noProof/>
+                <w:webHidden/>
+              </w:rPr>
+              <w:fldChar w:fldCharType="end"/>
+            </w:r>
+          </w:hyperlink>
+        </w:p>
+        <w:p>
+          <w:pPr>
+            <w:pStyle w:val="TOC2"/>
+            <w:tabs>
+              <w:tab w:val="right" w:leader="dot" w:pos="9350"/>
+            </w:tabs>
+            <w:rPr>
+              <w:rFonts w:eastAsiaTheme="minorEastAsia"/>
+              <w:noProof/>
+              <w:lang w:eastAsia="en-PH"/>
+            </w:rPr>
+          </w:pPr>
+          <w:hyperlink w:anchor="_Toc229492306" w:history="1">
+            <w:r>
+              <w:rPr>
+                <w:rStyle w:val="Hyperlink"/>
+                <w:noProof/>
+                <w:lang w:val="en-US"/>
+              </w:rPr>
+              <w:t>Topics Module</w:t>
+            </w:r>
+            <w:r>
+              <w:rPr>
+                <w:noProof/>
+                <w:webHidden/>
+              </w:rPr>
+              <w:tab/>
+            </w:r>
+            <w:r>
+              <w:rPr>
+                <w:noProof/>
+                <w:webHidden/>
+              </w:rPr>
+              <w:fldChar w:fldCharType="begin"/>
+            </w:r>
+            <w:r>
+              <w:rPr>
+                <w:noProof/>
+                <w:webHidden/>
+              </w:rPr>
+              <w:instrText xml:space="preserve"> PAGEREF _Toc229492306 \h </w:instrText>
+            </w:r>
+            <w:r>
+              <w:rPr>
+                <w:noProof/>
+                <w:webHidden/>
+              </w:rPr>
+            </w:r>
+            <w:r>
+              <w:rPr>
+                <w:noProof/>
+                <w:webHidden/>
+              </w:rPr>
+              <w:fldChar w:fldCharType="separate"/>
+            </w:r>
+            <w:r>
+              <w:rPr>
+                <w:noProof/>
+                <w:webHidden/>
+              </w:rPr>
+              <w:t>17</w:t>
             </w:r>
             <w:r>
               <w:rPr>
@@ -2093,7 +2482,6 @@
           <w:szCs w:val="32"/>
         </w:rPr>
       </w:pPr>
-      <w:bookmarkStart w:id="0" w:name="_Toc229488578"/>
       <w:r>
         <w:br w:type="page"/>
       </w:r>
@@ -2106,6 +2494,7 @@
           <w:numId w:val="13"/>
         </w:numPr>
       </w:pPr>
+      <w:bookmarkStart w:id="0" w:name="_Toc229492282"/>
       <w:r>
         <w:lastRenderedPageBreak/>
         <w:t>Project Overview</w:t>
@@ -2130,7 +2519,7 @@
           <w:sz w:val="22"/>
           <w:szCs w:val="22"/>
         </w:rPr>
-        <w:t>The proposal is to gamify the current IMS awareness training to introduce a new learning platform that enhances engagement and participation that, in turn, may become a solution to increase awareness and to lessen nonconformity and violations of company policies. The system was developed as a web application that follows a server-client architecture through the use of MERN stack.</w:t>
+        <w:t>The proposal is to gamify the current IMS awareness training to introduce a new learning platform that enhances engagement and participation that, in turn, may become a solution to increase awareness and to lessen nonconformity and violations of company policies. The system was developed as a web application that follows a server-client architecture through MERN stack.</w:t>
       </w:r>
     </w:p>
     <w:p>
@@ -2138,7 +2527,7 @@
         <w:pStyle w:val="Heading2"/>
         <w:ind w:firstLine="360"/>
       </w:pPr>
-      <w:bookmarkStart w:id="1" w:name="_Toc229488579"/>
+      <w:bookmarkStart w:id="1" w:name="_Toc229492283"/>
       <w:r>
         <w:t>Key Features</w:t>
       </w:r>
@@ -2152,7 +2541,7 @@
           <w:numId w:val="14"/>
         </w:numPr>
       </w:pPr>
-      <w:bookmarkStart w:id="2" w:name="_Toc229488580"/>
+      <w:bookmarkStart w:id="2" w:name="_Toc229492284"/>
       <w:r>
         <w:t>Training Topics</w:t>
       </w:r>
@@ -2334,7 +2723,7 @@
           <w:lang w:val="en-US"/>
         </w:rPr>
       </w:pPr>
-      <w:bookmarkStart w:id="3" w:name="_Toc229488581"/>
+      <w:bookmarkStart w:id="3" w:name="_Toc229492285"/>
       <w:r>
         <w:rPr>
           <w:lang w:val="en-US"/>
@@ -2559,7 +2948,7 @@
           <w:lang w:val="en-US"/>
         </w:rPr>
       </w:pPr>
-      <w:bookmarkStart w:id="4" w:name="_Toc229488582"/>
+      <w:bookmarkStart w:id="4" w:name="_Toc229492286"/>
       <w:r>
         <w:rPr>
           <w:lang w:val="en-US"/>
@@ -3071,7 +3460,25 @@
           <w:color w:val="01060E"/>
           <w:lang w:eastAsia="en-PH"/>
         </w:rPr>
-        <w:t>XP = 7600 + (1300 + (currentLevel - 17) * 150)</w:t>
+        <w:t>XP = 7600 + (1300 + (</w:t>
+      </w:r>
+      <w:proofErr w:type="spellStart"/>
+      <w:r>
+        <w:rPr>
+          <w:rFonts w:ascii="Century Gothic" w:eastAsia="Times New Roman" w:hAnsi="Century Gothic" w:cs="Times New Roman"/>
+          <w:color w:val="01060E"/>
+          <w:lang w:eastAsia="en-PH"/>
+        </w:rPr>
+        <w:t>currentLevel</w:t>
+      </w:r>
+      <w:proofErr w:type="spellEnd"/>
+      <w:r>
+        <w:rPr>
+          <w:rFonts w:ascii="Century Gothic" w:eastAsia="Times New Roman" w:hAnsi="Century Gothic" w:cs="Times New Roman"/>
+          <w:color w:val="01060E"/>
+          <w:lang w:eastAsia="en-PH"/>
+        </w:rPr>
+        <w:t xml:space="preserve"> - 17) * 150)</w:t>
       </w:r>
     </w:p>
     <w:p>
@@ -3129,7 +3536,25 @@
           <w:color w:val="01060E"/>
           <w:lang w:eastAsia="en-PH"/>
         </w:rPr>
-        <w:t> 7600 + {1300 + [ (17 - 17) * 150 ]} = 8900 XP</w:t>
+        <w:t xml:space="preserve"> 7600 + {1300 + [ (17 - 17) * </w:t>
+      </w:r>
+      <w:proofErr w:type="gramStart"/>
+      <w:r>
+        <w:rPr>
+          <w:rFonts w:ascii="Century Gothic" w:eastAsia="Times New Roman" w:hAnsi="Century Gothic" w:cs="Times New Roman"/>
+          <w:color w:val="01060E"/>
+          <w:lang w:eastAsia="en-PH"/>
+        </w:rPr>
+        <w:t>150 ]</w:t>
+      </w:r>
+      <w:proofErr w:type="gramEnd"/>
+      <w:r>
+        <w:rPr>
+          <w:rFonts w:ascii="Century Gothic" w:eastAsia="Times New Roman" w:hAnsi="Century Gothic" w:cs="Times New Roman"/>
+          <w:color w:val="01060E"/>
+          <w:lang w:eastAsia="en-PH"/>
+        </w:rPr>
+        <w:t>} = 8900 XP</w:t>
       </w:r>
     </w:p>
     <w:p>
@@ -3166,7 +3591,25 @@
           <w:color w:val="01060E"/>
           <w:lang w:eastAsia="en-PH"/>
         </w:rPr>
-        <w:t> 7600 + {1300 + [ (18 - 17) * 150 ]} = 9050 XP</w:t>
+        <w:t xml:space="preserve"> 7600 + {1300 + [ (18 - 17) * </w:t>
+      </w:r>
+      <w:proofErr w:type="gramStart"/>
+      <w:r>
+        <w:rPr>
+          <w:rFonts w:ascii="Century Gothic" w:eastAsia="Times New Roman" w:hAnsi="Century Gothic" w:cs="Times New Roman"/>
+          <w:color w:val="01060E"/>
+          <w:lang w:eastAsia="en-PH"/>
+        </w:rPr>
+        <w:t>150 ]</w:t>
+      </w:r>
+      <w:proofErr w:type="gramEnd"/>
+      <w:r>
+        <w:rPr>
+          <w:rFonts w:ascii="Century Gothic" w:eastAsia="Times New Roman" w:hAnsi="Century Gothic" w:cs="Times New Roman"/>
+          <w:color w:val="01060E"/>
+          <w:lang w:eastAsia="en-PH"/>
+        </w:rPr>
+        <w:t>} = 9050 XP</w:t>
       </w:r>
     </w:p>
     <w:p>
@@ -3198,7 +3641,33 @@
           <w:color w:val="01060E"/>
           <w:lang w:eastAsia="en-PH"/>
         </w:rPr>
-        <w:t>Levels past the pre-defined thresholds (Lvl 17+) are scalable. This design ensures early levels are easier to achieve, while higher levels become progressively harder, creating a natural difficulty curve</w:t>
+        <w:t>Levels past the pre-defined thresholds (</w:t>
+      </w:r>
+      <w:proofErr w:type="spellStart"/>
+      <w:r>
+        <w:rPr>
+          <w:rFonts w:ascii="Century Gothic" w:eastAsia="Times New Roman" w:hAnsi="Century Gothic" w:cs="Times New Roman"/>
+          <w:color w:val="01060E"/>
+          <w:lang w:eastAsia="en-PH"/>
+        </w:rPr>
+        <w:t>Lvl</w:t>
+      </w:r>
+      <w:proofErr w:type="spellEnd"/>
+      <w:r>
+        <w:rPr>
+          <w:rFonts w:ascii="Century Gothic" w:eastAsia="Times New Roman" w:hAnsi="Century Gothic" w:cs="Times New Roman"/>
+          <w:color w:val="01060E"/>
+          <w:lang w:eastAsia="en-PH"/>
+        </w:rPr>
+        <w:t xml:space="preserve"> 17+) are scalable. This design ensures early levels are easier to achieve, while higher levels become progressively harder, creating a natural difficulty curve</w:t>
+      </w:r>
+      <w:r>
+        <w:rPr>
+          <w:rFonts w:ascii="Century Gothic" w:eastAsia="Times New Roman" w:hAnsi="Century Gothic" w:cs="Times New Roman"/>
+          <w:color w:val="01060E"/>
+          <w:lang w:eastAsia="en-PH"/>
+        </w:rPr>
+        <w:t>.</w:t>
       </w:r>
     </w:p>
     <w:p>
@@ -3227,7 +3696,7 @@
           <w:lang w:eastAsia="en-PH"/>
         </w:rPr>
       </w:pPr>
-      <w:bookmarkStart w:id="5" w:name="_Toc229488583"/>
+      <w:bookmarkStart w:id="5" w:name="_Toc229492287"/>
       <w:r>
         <w:rPr>
           <w:rFonts w:eastAsia="Times New Roman"/>
@@ -3294,7 +3763,7 @@
           <w:lang w:eastAsia="en-PH"/>
         </w:rPr>
       </w:pPr>
-      <w:bookmarkStart w:id="6" w:name="_Toc229488584"/>
+      <w:bookmarkStart w:id="6" w:name="_Toc229492288"/>
       <w:r>
         <w:rPr>
           <w:rFonts w:eastAsia="Times New Roman"/>
@@ -3422,7 +3891,7 @@
           <w:lang w:eastAsia="en-PH"/>
         </w:rPr>
       </w:pPr>
-      <w:bookmarkStart w:id="7" w:name="_Toc229488585"/>
+      <w:bookmarkStart w:id="7" w:name="_Toc229492289"/>
       <w:r>
         <w:rPr>
           <w:rFonts w:eastAsia="Times New Roman"/>
@@ -3464,7 +3933,23 @@
           <w:color w:val="01060E"/>
           <w:lang w:eastAsia="en-PH"/>
         </w:rPr>
-        <w:t xml:space="preserve">The web application was developed using MERN stack. MongoDB for the database, Express for the middleware, React JS for the frontend, and Node JS for the backend. The folder structure follows simple a client-server pattern, where frontend files are located in the client folder and backend files in the server folder. REST API was used for web routing and communication. </w:t>
+        <w:t xml:space="preserve">The web application was developed using MERN stack. MongoDB for the database, Express for the middleware, React JS for the frontend, and Node JS for the backend. The </w:t>
+      </w:r>
+      <w:r>
+        <w:rPr>
+          <w:rFonts w:ascii="Century Gothic" w:eastAsia="Times New Roman" w:hAnsi="Century Gothic" w:cs="Times New Roman"/>
+          <w:color w:val="01060E"/>
+          <w:lang w:eastAsia="en-PH"/>
+        </w:rPr>
+        <w:t xml:space="preserve">folder structure follows </w:t>
+      </w:r>
+      <w:r>
+        <w:rPr>
+          <w:rFonts w:ascii="Century Gothic" w:eastAsia="Times New Roman" w:hAnsi="Century Gothic" w:cs="Times New Roman"/>
+          <w:color w:val="01060E"/>
+          <w:lang w:eastAsia="en-PH"/>
+        </w:rPr>
+        <w:t xml:space="preserve">a client-server pattern, where frontend files are located in the client folder and backend files in the server folder. REST API was used for web routing and communication. </w:t>
       </w:r>
     </w:p>
     <w:p>
@@ -3491,7 +3976,7 @@
           <w:lang w:eastAsia="en-PH"/>
         </w:rPr>
       </w:pPr>
-      <w:bookmarkStart w:id="8" w:name="_Toc229488586"/>
+      <w:bookmarkStart w:id="8" w:name="_Toc229492290"/>
       <w:r>
         <w:rPr>
           <w:rFonts w:eastAsia="Times New Roman"/>
@@ -3671,7 +4156,25 @@
           <w:lang w:eastAsia="en-PH"/>
         </w:rPr>
         <w:tab/>
-        <w:t>role: enum [‘employee’, ‘admin’],</w:t>
+        <w:t xml:space="preserve">role: </w:t>
+      </w:r>
+      <w:proofErr w:type="spellStart"/>
+      <w:r>
+        <w:rPr>
+          <w:rFonts w:ascii="Century Gothic" w:eastAsia="Times New Roman" w:hAnsi="Century Gothic" w:cs="Times New Roman"/>
+          <w:color w:val="01060E"/>
+          <w:lang w:eastAsia="en-PH"/>
+        </w:rPr>
+        <w:t>enum</w:t>
+      </w:r>
+      <w:proofErr w:type="spellEnd"/>
+      <w:r>
+        <w:rPr>
+          <w:rFonts w:ascii="Century Gothic" w:eastAsia="Times New Roman" w:hAnsi="Century Gothic" w:cs="Times New Roman"/>
+          <w:color w:val="01060E"/>
+          <w:lang w:eastAsia="en-PH"/>
+        </w:rPr>
+        <w:t xml:space="preserve"> [‘employee’, ‘admin’],</w:t>
       </w:r>
     </w:p>
     <w:p>
@@ -3693,7 +4196,43 @@
           <w:lang w:eastAsia="en-PH"/>
         </w:rPr>
         <w:tab/>
-        <w:t>avatar: string (link or img src),</w:t>
+        <w:t xml:space="preserve">avatar: string (link or </w:t>
+      </w:r>
+      <w:proofErr w:type="spellStart"/>
+      <w:r>
+        <w:rPr>
+          <w:rFonts w:ascii="Century Gothic" w:eastAsia="Times New Roman" w:hAnsi="Century Gothic" w:cs="Times New Roman"/>
+          <w:color w:val="01060E"/>
+          <w:lang w:eastAsia="en-PH"/>
+        </w:rPr>
+        <w:t>img</w:t>
+      </w:r>
+      <w:proofErr w:type="spellEnd"/>
+      <w:r>
+        <w:rPr>
+          <w:rFonts w:ascii="Century Gothic" w:eastAsia="Times New Roman" w:hAnsi="Century Gothic" w:cs="Times New Roman"/>
+          <w:color w:val="01060E"/>
+          <w:lang w:eastAsia="en-PH"/>
+        </w:rPr>
+        <w:t xml:space="preserve"> </w:t>
+      </w:r>
+      <w:proofErr w:type="spellStart"/>
+      <w:r>
+        <w:rPr>
+          <w:rFonts w:ascii="Century Gothic" w:eastAsia="Times New Roman" w:hAnsi="Century Gothic" w:cs="Times New Roman"/>
+          <w:color w:val="01060E"/>
+          <w:lang w:eastAsia="en-PH"/>
+        </w:rPr>
+        <w:t>src</w:t>
+      </w:r>
+      <w:proofErr w:type="spellEnd"/>
+      <w:r>
+        <w:rPr>
+          <w:rFonts w:ascii="Century Gothic" w:eastAsia="Times New Roman" w:hAnsi="Century Gothic" w:cs="Times New Roman"/>
+          <w:color w:val="01060E"/>
+          <w:lang w:eastAsia="en-PH"/>
+        </w:rPr>
+        <w:t>),</w:t>
       </w:r>
     </w:p>
     <w:p>
@@ -3715,7 +4254,24 @@
           <w:lang w:eastAsia="en-PH"/>
         </w:rPr>
         <w:tab/>
-        <w:t>xp: number,</w:t>
+      </w:r>
+      <w:proofErr w:type="spellStart"/>
+      <w:r>
+        <w:rPr>
+          <w:rFonts w:ascii="Century Gothic" w:eastAsia="Times New Roman" w:hAnsi="Century Gothic" w:cs="Times New Roman"/>
+          <w:color w:val="01060E"/>
+          <w:lang w:eastAsia="en-PH"/>
+        </w:rPr>
+        <w:t>xp</w:t>
+      </w:r>
+      <w:proofErr w:type="spellEnd"/>
+      <w:r>
+        <w:rPr>
+          <w:rFonts w:ascii="Century Gothic" w:eastAsia="Times New Roman" w:hAnsi="Century Gothic" w:cs="Times New Roman"/>
+          <w:color w:val="01060E"/>
+          <w:lang w:eastAsia="en-PH"/>
+        </w:rPr>
+        <w:t>: number,</w:t>
       </w:r>
     </w:p>
     <w:p>
@@ -3759,7 +4315,42 @@
           <w:lang w:eastAsia="en-PH"/>
         </w:rPr>
         <w:tab/>
-        <w:t>completedTopics: topicId,</w:t>
+      </w:r>
+      <w:proofErr w:type="spellStart"/>
+      <w:r>
+        <w:rPr>
+          <w:rFonts w:ascii="Century Gothic" w:eastAsia="Times New Roman" w:hAnsi="Century Gothic" w:cs="Times New Roman"/>
+          <w:color w:val="01060E"/>
+          <w:lang w:eastAsia="en-PH"/>
+        </w:rPr>
+        <w:t>completedTopics</w:t>
+      </w:r>
+      <w:proofErr w:type="spellEnd"/>
+      <w:r>
+        <w:rPr>
+          <w:rFonts w:ascii="Century Gothic" w:eastAsia="Times New Roman" w:hAnsi="Century Gothic" w:cs="Times New Roman"/>
+          <w:color w:val="01060E"/>
+          <w:lang w:eastAsia="en-PH"/>
+        </w:rPr>
+        <w:t xml:space="preserve">: </w:t>
+      </w:r>
+      <w:proofErr w:type="spellStart"/>
+      <w:r>
+        <w:rPr>
+          <w:rFonts w:ascii="Century Gothic" w:eastAsia="Times New Roman" w:hAnsi="Century Gothic" w:cs="Times New Roman"/>
+          <w:color w:val="01060E"/>
+          <w:lang w:eastAsia="en-PH"/>
+        </w:rPr>
+        <w:t>topicId</w:t>
+      </w:r>
+      <w:proofErr w:type="spellEnd"/>
+      <w:r>
+        <w:rPr>
+          <w:rFonts w:ascii="Century Gothic" w:eastAsia="Times New Roman" w:hAnsi="Century Gothic" w:cs="Times New Roman"/>
+          <w:color w:val="01060E"/>
+          <w:lang w:eastAsia="en-PH"/>
+        </w:rPr>
+        <w:t>,</w:t>
       </w:r>
     </w:p>
     <w:p>
@@ -3781,7 +4372,25 @@
           <w:lang w:eastAsia="en-PH"/>
         </w:rPr>
         <w:tab/>
-        <w:t>badges: topicId,</w:t>
+        <w:t xml:space="preserve">badges: </w:t>
+      </w:r>
+      <w:proofErr w:type="spellStart"/>
+      <w:r>
+        <w:rPr>
+          <w:rFonts w:ascii="Century Gothic" w:eastAsia="Times New Roman" w:hAnsi="Century Gothic" w:cs="Times New Roman"/>
+          <w:color w:val="01060E"/>
+          <w:lang w:eastAsia="en-PH"/>
+        </w:rPr>
+        <w:t>topicId</w:t>
+      </w:r>
+      <w:proofErr w:type="spellEnd"/>
+      <w:r>
+        <w:rPr>
+          <w:rFonts w:ascii="Century Gothic" w:eastAsia="Times New Roman" w:hAnsi="Century Gothic" w:cs="Times New Roman"/>
+          <w:color w:val="01060E"/>
+          <w:lang w:eastAsia="en-PH"/>
+        </w:rPr>
+        <w:t>,</w:t>
       </w:r>
     </w:p>
     <w:p>
@@ -3853,7 +4462,25 @@
           <w:color w:val="01060E"/>
           <w:lang w:eastAsia="en-PH"/>
         </w:rPr>
-        <w:t>: user passwords were encrypted using bcrypt.</w:t>
+        <w:t xml:space="preserve">: user passwords were encrypted using </w:t>
+      </w:r>
+      <w:proofErr w:type="spellStart"/>
+      <w:r>
+        <w:rPr>
+          <w:rFonts w:ascii="Century Gothic" w:eastAsia="Times New Roman" w:hAnsi="Century Gothic" w:cs="Times New Roman"/>
+          <w:color w:val="01060E"/>
+          <w:lang w:eastAsia="en-PH"/>
+        </w:rPr>
+        <w:t>bcrypt</w:t>
+      </w:r>
+      <w:proofErr w:type="spellEnd"/>
+      <w:r>
+        <w:rPr>
+          <w:rFonts w:ascii="Century Gothic" w:eastAsia="Times New Roman" w:hAnsi="Century Gothic" w:cs="Times New Roman"/>
+          <w:color w:val="01060E"/>
+          <w:lang w:eastAsia="en-PH"/>
+        </w:rPr>
+        <w:t>.</w:t>
       </w:r>
     </w:p>
     <w:p>
@@ -4002,7 +4629,24 @@
           <w:lang w:eastAsia="en-PH"/>
         </w:rPr>
         <w:tab/>
-        <w:t>documentUrl: string,</w:t>
+      </w:r>
+      <w:proofErr w:type="spellStart"/>
+      <w:r>
+        <w:rPr>
+          <w:rFonts w:ascii="Century Gothic" w:eastAsia="Times New Roman" w:hAnsi="Century Gothic" w:cs="Times New Roman"/>
+          <w:color w:val="01060E"/>
+          <w:lang w:eastAsia="en-PH"/>
+        </w:rPr>
+        <w:t>documentUrl</w:t>
+      </w:r>
+      <w:proofErr w:type="spellEnd"/>
+      <w:r>
+        <w:rPr>
+          <w:rFonts w:ascii="Century Gothic" w:eastAsia="Times New Roman" w:hAnsi="Century Gothic" w:cs="Times New Roman"/>
+          <w:color w:val="01060E"/>
+          <w:lang w:eastAsia="en-PH"/>
+        </w:rPr>
+        <w:t>: string,</w:t>
       </w:r>
     </w:p>
     <w:p>
@@ -4024,7 +4668,24 @@
           <w:lang w:eastAsia="en-PH"/>
         </w:rPr>
         <w:tab/>
-        <w:t>videoUrl: string,</w:t>
+      </w:r>
+      <w:proofErr w:type="spellStart"/>
+      <w:r>
+        <w:rPr>
+          <w:rFonts w:ascii="Century Gothic" w:eastAsia="Times New Roman" w:hAnsi="Century Gothic" w:cs="Times New Roman"/>
+          <w:color w:val="01060E"/>
+          <w:lang w:eastAsia="en-PH"/>
+        </w:rPr>
+        <w:t>videoUrl</w:t>
+      </w:r>
+      <w:proofErr w:type="spellEnd"/>
+      <w:r>
+        <w:rPr>
+          <w:rFonts w:ascii="Century Gothic" w:eastAsia="Times New Roman" w:hAnsi="Century Gothic" w:cs="Times New Roman"/>
+          <w:color w:val="01060E"/>
+          <w:lang w:eastAsia="en-PH"/>
+        </w:rPr>
+        <w:t>: string,</w:t>
       </w:r>
     </w:p>
     <w:p>
@@ -4046,7 +4707,24 @@
           <w:lang w:eastAsia="en-PH"/>
         </w:rPr>
         <w:tab/>
-        <w:t>badgeName: string,</w:t>
+      </w:r>
+      <w:proofErr w:type="spellStart"/>
+      <w:r>
+        <w:rPr>
+          <w:rFonts w:ascii="Century Gothic" w:eastAsia="Times New Roman" w:hAnsi="Century Gothic" w:cs="Times New Roman"/>
+          <w:color w:val="01060E"/>
+          <w:lang w:eastAsia="en-PH"/>
+        </w:rPr>
+        <w:t>badgeName</w:t>
+      </w:r>
+      <w:proofErr w:type="spellEnd"/>
+      <w:r>
+        <w:rPr>
+          <w:rFonts w:ascii="Century Gothic" w:eastAsia="Times New Roman" w:hAnsi="Century Gothic" w:cs="Times New Roman"/>
+          <w:color w:val="01060E"/>
+          <w:lang w:eastAsia="en-PH"/>
+        </w:rPr>
+        <w:t>: string,</w:t>
       </w:r>
     </w:p>
     <w:p>
@@ -4068,7 +4746,60 @@
           <w:lang w:eastAsia="en-PH"/>
         </w:rPr>
         <w:tab/>
-        <w:t>badgeImage: string (link or img src),</w:t>
+      </w:r>
+      <w:proofErr w:type="spellStart"/>
+      <w:r>
+        <w:rPr>
+          <w:rFonts w:ascii="Century Gothic" w:eastAsia="Times New Roman" w:hAnsi="Century Gothic" w:cs="Times New Roman"/>
+          <w:color w:val="01060E"/>
+          <w:lang w:eastAsia="en-PH"/>
+        </w:rPr>
+        <w:t>badgeImage</w:t>
+      </w:r>
+      <w:proofErr w:type="spellEnd"/>
+      <w:r>
+        <w:rPr>
+          <w:rFonts w:ascii="Century Gothic" w:eastAsia="Times New Roman" w:hAnsi="Century Gothic" w:cs="Times New Roman"/>
+          <w:color w:val="01060E"/>
+          <w:lang w:eastAsia="en-PH"/>
+        </w:rPr>
+        <w:t xml:space="preserve">: string (link or </w:t>
+      </w:r>
+      <w:proofErr w:type="spellStart"/>
+      <w:r>
+        <w:rPr>
+          <w:rFonts w:ascii="Century Gothic" w:eastAsia="Times New Roman" w:hAnsi="Century Gothic" w:cs="Times New Roman"/>
+          <w:color w:val="01060E"/>
+          <w:lang w:eastAsia="en-PH"/>
+        </w:rPr>
+        <w:t>img</w:t>
+      </w:r>
+      <w:proofErr w:type="spellEnd"/>
+      <w:r>
+        <w:rPr>
+          <w:rFonts w:ascii="Century Gothic" w:eastAsia="Times New Roman" w:hAnsi="Century Gothic" w:cs="Times New Roman"/>
+          <w:color w:val="01060E"/>
+          <w:lang w:eastAsia="en-PH"/>
+        </w:rPr>
+        <w:t xml:space="preserve"> </w:t>
+      </w:r>
+      <w:proofErr w:type="spellStart"/>
+      <w:r>
+        <w:rPr>
+          <w:rFonts w:ascii="Century Gothic" w:eastAsia="Times New Roman" w:hAnsi="Century Gothic" w:cs="Times New Roman"/>
+          <w:color w:val="01060E"/>
+          <w:lang w:eastAsia="en-PH"/>
+        </w:rPr>
+        <w:t>src</w:t>
+      </w:r>
+      <w:proofErr w:type="spellEnd"/>
+      <w:r>
+        <w:rPr>
+          <w:rFonts w:ascii="Century Gothic" w:eastAsia="Times New Roman" w:hAnsi="Century Gothic" w:cs="Times New Roman"/>
+          <w:color w:val="01060E"/>
+          <w:lang w:eastAsia="en-PH"/>
+        </w:rPr>
+        <w:t>),</w:t>
       </w:r>
     </w:p>
     <w:p>
@@ -4159,7 +4890,24 @@
           <w:lang w:eastAsia="en-PH"/>
         </w:rPr>
         <w:tab/>
-        <w:t>correctAnswer: string,</w:t>
+      </w:r>
+      <w:proofErr w:type="spellStart"/>
+      <w:r>
+        <w:rPr>
+          <w:rFonts w:ascii="Century Gothic" w:eastAsia="Times New Roman" w:hAnsi="Century Gothic" w:cs="Times New Roman"/>
+          <w:color w:val="01060E"/>
+          <w:lang w:eastAsia="en-PH"/>
+        </w:rPr>
+        <w:t>correctAnswer</w:t>
+      </w:r>
+      <w:proofErr w:type="spellEnd"/>
+      <w:r>
+        <w:rPr>
+          <w:rFonts w:ascii="Century Gothic" w:eastAsia="Times New Roman" w:hAnsi="Century Gothic" w:cs="Times New Roman"/>
+          <w:color w:val="01060E"/>
+          <w:lang w:eastAsia="en-PH"/>
+        </w:rPr>
+        <w:t>: string,</w:t>
       </w:r>
     </w:p>
     <w:p>
@@ -4205,7 +4953,24 @@
           <w:lang w:eastAsia="en-PH"/>
         </w:rPr>
         <w:tab/>
-        <w:t>isMandatory: Boolean,</w:t>
+      </w:r>
+      <w:proofErr w:type="spellStart"/>
+      <w:r>
+        <w:rPr>
+          <w:rFonts w:ascii="Century Gothic" w:eastAsia="Times New Roman" w:hAnsi="Century Gothic" w:cs="Times New Roman"/>
+          <w:color w:val="01060E"/>
+          <w:lang w:eastAsia="en-PH"/>
+        </w:rPr>
+        <w:t>isMandatory</w:t>
+      </w:r>
+      <w:proofErr w:type="spellEnd"/>
+      <w:r>
+        <w:rPr>
+          <w:rFonts w:ascii="Century Gothic" w:eastAsia="Times New Roman" w:hAnsi="Century Gothic" w:cs="Times New Roman"/>
+          <w:color w:val="01060E"/>
+          <w:lang w:eastAsia="en-PH"/>
+        </w:rPr>
+        <w:t>: Boolean,</w:t>
       </w:r>
     </w:p>
     <w:p>
@@ -4228,7 +4993,24 @@
           <w:lang w:eastAsia="en-PH"/>
         </w:rPr>
         <w:tab/>
-        <w:t>isNew: Boolean,</w:t>
+      </w:r>
+      <w:proofErr w:type="spellStart"/>
+      <w:r>
+        <w:rPr>
+          <w:rFonts w:ascii="Century Gothic" w:eastAsia="Times New Roman" w:hAnsi="Century Gothic" w:cs="Times New Roman"/>
+          <w:color w:val="01060E"/>
+          <w:lang w:eastAsia="en-PH"/>
+        </w:rPr>
+        <w:t>isNew</w:t>
+      </w:r>
+      <w:proofErr w:type="spellEnd"/>
+      <w:r>
+        <w:rPr>
+          <w:rFonts w:ascii="Century Gothic" w:eastAsia="Times New Roman" w:hAnsi="Century Gothic" w:cs="Times New Roman"/>
+          <w:color w:val="01060E"/>
+          <w:lang w:eastAsia="en-PH"/>
+        </w:rPr>
+        <w:t>: Boolean,</w:t>
       </w:r>
     </w:p>
     <w:p>
@@ -4274,8 +5056,35 @@
           <w:lang w:eastAsia="en-PH"/>
         </w:rPr>
         <w:tab/>
-        <w:t>isActive: boolean</w:t>
-      </w:r>
+      </w:r>
+      <w:proofErr w:type="spellStart"/>
+      <w:r>
+        <w:rPr>
+          <w:rFonts w:ascii="Century Gothic" w:eastAsia="Times New Roman" w:hAnsi="Century Gothic" w:cs="Times New Roman"/>
+          <w:color w:val="01060E"/>
+          <w:lang w:eastAsia="en-PH"/>
+        </w:rPr>
+        <w:t>isActive</w:t>
+      </w:r>
+      <w:proofErr w:type="spellEnd"/>
+      <w:r>
+        <w:rPr>
+          <w:rFonts w:ascii="Century Gothic" w:eastAsia="Times New Roman" w:hAnsi="Century Gothic" w:cs="Times New Roman"/>
+          <w:color w:val="01060E"/>
+          <w:lang w:eastAsia="en-PH"/>
+        </w:rPr>
+        <w:t xml:space="preserve">: </w:t>
+      </w:r>
+      <w:proofErr w:type="spellStart"/>
+      <w:r>
+        <w:rPr>
+          <w:rFonts w:ascii="Century Gothic" w:eastAsia="Times New Roman" w:hAnsi="Century Gothic" w:cs="Times New Roman"/>
+          <w:color w:val="01060E"/>
+          <w:lang w:eastAsia="en-PH"/>
+        </w:rPr>
+        <w:t>boolean</w:t>
+      </w:r>
+      <w:proofErr w:type="spellEnd"/>
     </w:p>
     <w:p>
       <w:pPr>
@@ -4400,7 +5209,7 @@
           <w:lang w:val="en-US"/>
         </w:rPr>
       </w:pPr>
-      <w:bookmarkStart w:id="9" w:name="_Toc229488587"/>
+      <w:bookmarkStart w:id="9" w:name="_Toc229492291"/>
       <w:r>
         <w:rPr>
           <w:lang w:val="en-US"/>
@@ -4436,6 +5245,7 @@
           <w:lang w:val="en-US"/>
         </w:rPr>
       </w:pPr>
+      <w:proofErr w:type="spellStart"/>
       <w:r>
         <w:rPr>
           <w:rFonts w:ascii="Century Gothic" w:hAnsi="Century Gothic"/>
@@ -4445,6 +5255,7 @@
         <w:lastRenderedPageBreak/>
         <w:t>bcryptjs</w:t>
       </w:r>
+      <w:proofErr w:type="spellEnd"/>
       <w:r>
         <w:rPr>
           <w:rFonts w:ascii="Century Gothic" w:hAnsi="Century Gothic"/>
@@ -4462,6 +5273,7 @@
           <w:lang w:val="en-US"/>
         </w:rPr>
       </w:pPr>
+      <w:proofErr w:type="spellStart"/>
       <w:r>
         <w:rPr>
           <w:rFonts w:ascii="Century Gothic" w:hAnsi="Century Gothic"/>
@@ -4470,6 +5282,7 @@
         </w:rPr>
         <w:t>cors</w:t>
       </w:r>
+      <w:proofErr w:type="spellEnd"/>
       <w:r>
         <w:rPr>
           <w:rFonts w:ascii="Century Gothic" w:hAnsi="Century Gothic"/>
@@ -4494,6 +5307,7 @@
           <w:lang w:val="en-US"/>
         </w:rPr>
       </w:pPr>
+      <w:proofErr w:type="spellStart"/>
       <w:r>
         <w:rPr>
           <w:rFonts w:ascii="Century Gothic" w:hAnsi="Century Gothic"/>
@@ -4502,6 +5316,7 @@
         </w:rPr>
         <w:t>dotenv</w:t>
       </w:r>
+      <w:proofErr w:type="spellEnd"/>
       <w:r>
         <w:rPr>
           <w:rFonts w:ascii="Century Gothic" w:hAnsi="Century Gothic"/>
@@ -4514,7 +5329,32 @@
           <w:rFonts w:ascii="Century Gothic" w:hAnsi="Century Gothic"/>
           <w:lang w:val="en-US"/>
         </w:rPr>
-        <w:t>loads a .env text file for storing environment variables</w:t>
+        <w:t xml:space="preserve">loads </w:t>
+      </w:r>
+      <w:proofErr w:type="gramStart"/>
+      <w:r>
+        <w:rPr>
+          <w:rFonts w:ascii="Century Gothic" w:hAnsi="Century Gothic"/>
+          <w:lang w:val="en-US"/>
+        </w:rPr>
+        <w:t>a .</w:t>
+      </w:r>
+      <w:proofErr w:type="spellStart"/>
+      <w:r>
+        <w:rPr>
+          <w:rFonts w:ascii="Century Gothic" w:hAnsi="Century Gothic"/>
+          <w:lang w:val="en-US"/>
+        </w:rPr>
+        <w:t>env</w:t>
+      </w:r>
+      <w:proofErr w:type="spellEnd"/>
+      <w:proofErr w:type="gramEnd"/>
+      <w:r>
+        <w:rPr>
+          <w:rFonts w:ascii="Century Gothic" w:hAnsi="Century Gothic"/>
+          <w:lang w:val="en-US"/>
+        </w:rPr>
+        <w:t xml:space="preserve"> text file for storing environment variables</w:t>
       </w:r>
     </w:p>
     <w:p>
@@ -4590,6 +5430,7 @@
           <w:lang w:val="en-US"/>
         </w:rPr>
       </w:pPr>
+      <w:proofErr w:type="spellStart"/>
       <w:r>
         <w:rPr>
           <w:rFonts w:ascii="Century Gothic" w:hAnsi="Century Gothic"/>
@@ -4598,6 +5439,7 @@
         </w:rPr>
         <w:t>jsonwebtoken</w:t>
       </w:r>
+      <w:proofErr w:type="spellEnd"/>
       <w:r>
         <w:rPr>
           <w:rFonts w:ascii="Century Gothic" w:hAnsi="Century Gothic"/>
@@ -4654,6 +5496,7 @@
           <w:lang w:val="en-US"/>
         </w:rPr>
       </w:pPr>
+      <w:proofErr w:type="spellStart"/>
       <w:r>
         <w:rPr>
           <w:rFonts w:ascii="Century Gothic" w:hAnsi="Century Gothic"/>
@@ -4662,6 +5505,7 @@
         </w:rPr>
         <w:t>multer</w:t>
       </w:r>
+      <w:proofErr w:type="spellEnd"/>
       <w:r>
         <w:rPr>
           <w:rFonts w:ascii="Century Gothic" w:hAnsi="Century Gothic"/>
@@ -4686,6 +5530,7 @@
           <w:lang w:val="en-US"/>
         </w:rPr>
       </w:pPr>
+      <w:proofErr w:type="spellStart"/>
       <w:r>
         <w:rPr>
           <w:rFonts w:ascii="Century Gothic" w:hAnsi="Century Gothic"/>
@@ -4694,6 +5539,7 @@
         </w:rPr>
         <w:t>nodemon</w:t>
       </w:r>
+      <w:proofErr w:type="spellEnd"/>
       <w:r>
         <w:rPr>
           <w:rFonts w:ascii="Century Gothic" w:hAnsi="Century Gothic"/>
@@ -5338,7 +6184,39 @@
           <w:rFonts w:ascii="Century Gothic" w:hAnsi="Century Gothic"/>
           <w:lang w:val="en-US"/>
         </w:rPr>
-        <w:t xml:space="preserve"> auth.js (authenticateToken, isAdmin)</w:t>
+        <w:t xml:space="preserve"> auth.js (</w:t>
+      </w:r>
+      <w:proofErr w:type="spellStart"/>
+      <w:r>
+        <w:rPr>
+          <w:rFonts w:ascii="Century Gothic" w:hAnsi="Century Gothic"/>
+          <w:lang w:val="en-US"/>
+        </w:rPr>
+        <w:t>authenticateToken</w:t>
+      </w:r>
+      <w:proofErr w:type="spellEnd"/>
+      <w:r>
+        <w:rPr>
+          <w:rFonts w:ascii="Century Gothic" w:hAnsi="Century Gothic"/>
+          <w:lang w:val="en-US"/>
+        </w:rPr>
+        <w:t xml:space="preserve">, </w:t>
+      </w:r>
+      <w:proofErr w:type="spellStart"/>
+      <w:r>
+        <w:rPr>
+          <w:rFonts w:ascii="Century Gothic" w:hAnsi="Century Gothic"/>
+          <w:lang w:val="en-US"/>
+        </w:rPr>
+        <w:t>isAdmin</w:t>
+      </w:r>
+      <w:proofErr w:type="spellEnd"/>
+      <w:r>
+        <w:rPr>
+          <w:rFonts w:ascii="Century Gothic" w:hAnsi="Century Gothic"/>
+          <w:lang w:val="en-US"/>
+        </w:rPr>
+        <w:t>)</w:t>
       </w:r>
     </w:p>
     <w:p>
@@ -5386,7 +6264,23 @@
           <w:rFonts w:ascii="Century Gothic" w:hAnsi="Century Gothic"/>
           <w:lang w:val="en-US"/>
         </w:rPr>
-        <w:t xml:space="preserve"> utils/</w:t>
+        <w:t xml:space="preserve"> </w:t>
+      </w:r>
+      <w:proofErr w:type="spellStart"/>
+      <w:r>
+        <w:rPr>
+          <w:rFonts w:ascii="Century Gothic" w:hAnsi="Century Gothic"/>
+          <w:lang w:val="en-US"/>
+        </w:rPr>
+        <w:t>utils</w:t>
+      </w:r>
+      <w:proofErr w:type="spellEnd"/>
+      <w:r>
+        <w:rPr>
+          <w:rFonts w:ascii="Century Gothic" w:hAnsi="Century Gothic"/>
+          <w:lang w:val="en-US"/>
+        </w:rPr>
+        <w:t>/</w:t>
       </w:r>
     </w:p>
     <w:p>
@@ -5503,6 +6397,183 @@
           <w:rFonts w:ascii="Century Gothic" w:hAnsi="Century Gothic" w:cs="Calibri"/>
           <w:lang w:val="en-US"/>
         </w:rPr>
+        <w:t>─</w:t>
+      </w:r>
+      <w:proofErr w:type="gramStart"/>
+      <w:r>
+        <w:rPr>
+          <w:rFonts w:ascii="Century Gothic" w:hAnsi="Century Gothic" w:cs="Calibri"/>
+          <w:lang w:val="en-US"/>
+        </w:rPr>
+        <w:t>─</w:t>
+      </w:r>
+      <w:r>
+        <w:rPr>
+          <w:rFonts w:ascii="Century Gothic" w:hAnsi="Century Gothic"/>
+          <w:lang w:val="en-US"/>
+        </w:rPr>
+        <w:t xml:space="preserve"> .</w:t>
+      </w:r>
+      <w:proofErr w:type="spellStart"/>
+      <w:r>
+        <w:rPr>
+          <w:rFonts w:ascii="Century Gothic" w:hAnsi="Century Gothic"/>
+          <w:lang w:val="en-US"/>
+        </w:rPr>
+        <w:t>env</w:t>
+      </w:r>
+      <w:proofErr w:type="spellEnd"/>
+      <w:proofErr w:type="gramEnd"/>
+      <w:r>
+        <w:rPr>
+          <w:rFonts w:ascii="Century Gothic" w:hAnsi="Century Gothic"/>
+          <w:lang w:val="en-US"/>
+        </w:rPr>
+        <w:t xml:space="preserve"> (not in </w:t>
+      </w:r>
+      <w:proofErr w:type="spellStart"/>
+      <w:r>
+        <w:rPr>
+          <w:rFonts w:ascii="Century Gothic" w:hAnsi="Century Gothic"/>
+          <w:lang w:val="en-US"/>
+        </w:rPr>
+        <w:t>git</w:t>
+      </w:r>
+      <w:proofErr w:type="spellEnd"/>
+      <w:r>
+        <w:rPr>
+          <w:rFonts w:ascii="Century Gothic" w:hAnsi="Century Gothic"/>
+          <w:lang w:val="en-US"/>
+        </w:rPr>
+        <w:t>)</w:t>
+      </w:r>
+    </w:p>
+    <w:p>
+      <w:pPr>
+        <w:spacing w:line="360" w:lineRule="auto"/>
+        <w:jc w:val="both"/>
+        <w:rPr>
+          <w:rFonts w:ascii="Century Gothic" w:hAnsi="Century Gothic"/>
+          <w:lang w:val="en-US"/>
+        </w:rPr>
+      </w:pPr>
+      <w:r>
+        <w:rPr>
+          <w:rFonts w:ascii="Century Gothic" w:hAnsi="Century Gothic" w:cs="Arial"/>
+          <w:lang w:val="en-US"/>
+        </w:rPr>
+        <w:t>├</w:t>
+      </w:r>
+      <w:r>
+        <w:rPr>
+          <w:rFonts w:ascii="Century Gothic" w:hAnsi="Century Gothic" w:cs="Calibri"/>
+          <w:lang w:val="en-US"/>
+        </w:rPr>
+        <w:t>─</w:t>
+      </w:r>
+      <w:proofErr w:type="gramStart"/>
+      <w:r>
+        <w:rPr>
+          <w:rFonts w:ascii="Century Gothic" w:hAnsi="Century Gothic" w:cs="Calibri"/>
+          <w:lang w:val="en-US"/>
+        </w:rPr>
+        <w:t>─</w:t>
+      </w:r>
+      <w:r>
+        <w:rPr>
+          <w:rFonts w:ascii="Century Gothic" w:hAnsi="Century Gothic"/>
+          <w:lang w:val="en-US"/>
+        </w:rPr>
+        <w:t xml:space="preserve"> .</w:t>
+      </w:r>
+      <w:proofErr w:type="spellStart"/>
+      <w:r>
+        <w:rPr>
+          <w:rFonts w:ascii="Century Gothic" w:hAnsi="Century Gothic"/>
+          <w:lang w:val="en-US"/>
+        </w:rPr>
+        <w:t>env</w:t>
+      </w:r>
+      <w:proofErr w:type="gramEnd"/>
+      <w:r>
+        <w:rPr>
+          <w:rFonts w:ascii="Century Gothic" w:hAnsi="Century Gothic"/>
+          <w:lang w:val="en-US"/>
+        </w:rPr>
+        <w:t>.example</w:t>
+      </w:r>
+      <w:proofErr w:type="spellEnd"/>
+    </w:p>
+    <w:p>
+      <w:pPr>
+        <w:spacing w:line="360" w:lineRule="auto"/>
+        <w:jc w:val="both"/>
+        <w:rPr>
+          <w:rFonts w:ascii="Century Gothic" w:hAnsi="Century Gothic"/>
+          <w:lang w:val="en-US"/>
+        </w:rPr>
+      </w:pPr>
+      <w:r>
+        <w:rPr>
+          <w:rFonts w:ascii="Century Gothic" w:hAnsi="Century Gothic" w:cs="Arial"/>
+          <w:lang w:val="en-US"/>
+        </w:rPr>
+        <w:t>├</w:t>
+      </w:r>
+      <w:r>
+        <w:rPr>
+          <w:rFonts w:ascii="Century Gothic" w:hAnsi="Century Gothic" w:cs="Calibri"/>
+          <w:lang w:val="en-US"/>
+        </w:rPr>
+        <w:t>─</w:t>
+      </w:r>
+      <w:proofErr w:type="gramStart"/>
+      <w:r>
+        <w:rPr>
+          <w:rFonts w:ascii="Century Gothic" w:hAnsi="Century Gothic" w:cs="Calibri"/>
+          <w:lang w:val="en-US"/>
+        </w:rPr>
+        <w:t>─</w:t>
+      </w:r>
+      <w:r>
+        <w:rPr>
+          <w:rFonts w:ascii="Century Gothic" w:hAnsi="Century Gothic"/>
+          <w:lang w:val="en-US"/>
+        </w:rPr>
+        <w:t xml:space="preserve"> .</w:t>
+      </w:r>
+      <w:proofErr w:type="spellStart"/>
+      <w:r>
+        <w:rPr>
+          <w:rFonts w:ascii="Century Gothic" w:hAnsi="Century Gothic"/>
+          <w:lang w:val="en-US"/>
+        </w:rPr>
+        <w:t>gitignore</w:t>
+      </w:r>
+      <w:proofErr w:type="spellEnd"/>
+      <w:proofErr w:type="gramEnd"/>
+    </w:p>
+    <w:p>
+      <w:pPr>
+        <w:spacing w:line="360" w:lineRule="auto"/>
+        <w:jc w:val="both"/>
+        <w:rPr>
+          <w:rFonts w:ascii="Century Gothic" w:hAnsi="Century Gothic"/>
+          <w:lang w:val="en-US"/>
+        </w:rPr>
+      </w:pPr>
+      <w:r>
+        <w:rPr>
+          <w:rFonts w:ascii="Century Gothic" w:hAnsi="Century Gothic" w:cs="Arial"/>
+          <w:lang w:val="en-US"/>
+        </w:rPr>
+        <w:t>├</w:t>
+      </w:r>
+      <w:r>
+        <w:rPr>
+          <w:rFonts w:ascii="Century Gothic" w:hAnsi="Century Gothic" w:cs="Calibri"/>
+          <w:lang w:val="en-US"/>
+        </w:rPr>
         <w:t>──</w:t>
       </w:r>
       <w:r>
@@ -5510,99 +6581,6 @@
           <w:rFonts w:ascii="Century Gothic" w:hAnsi="Century Gothic"/>
           <w:lang w:val="en-US"/>
         </w:rPr>
-        <w:t xml:space="preserve"> .env (not in git)</w:t>
-      </w:r>
-    </w:p>
-    <w:p>
-      <w:pPr>
-        <w:spacing w:line="360" w:lineRule="auto"/>
-        <w:jc w:val="both"/>
-        <w:rPr>
-          <w:rFonts w:ascii="Century Gothic" w:hAnsi="Century Gothic"/>
-          <w:lang w:val="en-US"/>
-        </w:rPr>
-      </w:pPr>
-      <w:r>
-        <w:rPr>
-          <w:rFonts w:ascii="Century Gothic" w:hAnsi="Century Gothic" w:cs="Arial"/>
-          <w:lang w:val="en-US"/>
-        </w:rPr>
-        <w:t>├</w:t>
-      </w:r>
-      <w:r>
-        <w:rPr>
-          <w:rFonts w:ascii="Century Gothic" w:hAnsi="Century Gothic" w:cs="Calibri"/>
-          <w:lang w:val="en-US"/>
-        </w:rPr>
-        <w:t>──</w:t>
-      </w:r>
-      <w:r>
-        <w:rPr>
-          <w:rFonts w:ascii="Century Gothic" w:hAnsi="Century Gothic"/>
-          <w:lang w:val="en-US"/>
-        </w:rPr>
-        <w:t xml:space="preserve"> .env.example</w:t>
-      </w:r>
-    </w:p>
-    <w:p>
-      <w:pPr>
-        <w:spacing w:line="360" w:lineRule="auto"/>
-        <w:jc w:val="both"/>
-        <w:rPr>
-          <w:rFonts w:ascii="Century Gothic" w:hAnsi="Century Gothic"/>
-          <w:lang w:val="en-US"/>
-        </w:rPr>
-      </w:pPr>
-      <w:r>
-        <w:rPr>
-          <w:rFonts w:ascii="Century Gothic" w:hAnsi="Century Gothic" w:cs="Arial"/>
-          <w:lang w:val="en-US"/>
-        </w:rPr>
-        <w:t>├</w:t>
-      </w:r>
-      <w:r>
-        <w:rPr>
-          <w:rFonts w:ascii="Century Gothic" w:hAnsi="Century Gothic" w:cs="Calibri"/>
-          <w:lang w:val="en-US"/>
-        </w:rPr>
-        <w:t>──</w:t>
-      </w:r>
-      <w:r>
-        <w:rPr>
-          <w:rFonts w:ascii="Century Gothic" w:hAnsi="Century Gothic"/>
-          <w:lang w:val="en-US"/>
-        </w:rPr>
-        <w:t xml:space="preserve"> .gitignore</w:t>
-      </w:r>
-    </w:p>
-    <w:p>
-      <w:pPr>
-        <w:spacing w:line="360" w:lineRule="auto"/>
-        <w:jc w:val="both"/>
-        <w:rPr>
-          <w:rFonts w:ascii="Century Gothic" w:hAnsi="Century Gothic"/>
-          <w:lang w:val="en-US"/>
-        </w:rPr>
-      </w:pPr>
-      <w:r>
-        <w:rPr>
-          <w:rFonts w:ascii="Century Gothic" w:hAnsi="Century Gothic" w:cs="Arial"/>
-          <w:lang w:val="en-US"/>
-        </w:rPr>
-        <w:t>├</w:t>
-      </w:r>
-      <w:r>
-        <w:rPr>
-          <w:rFonts w:ascii="Century Gothic" w:hAnsi="Century Gothic" w:cs="Calibri"/>
-          <w:lang w:val="en-US"/>
-        </w:rPr>
-        <w:t>──</w:t>
-      </w:r>
-      <w:r>
-        <w:rPr>
-          <w:rFonts w:ascii="Century Gothic" w:hAnsi="Century Gothic"/>
-          <w:lang w:val="en-US"/>
-        </w:rPr>
         <w:t xml:space="preserve"> server.js (entry point)</w:t>
       </w:r>
     </w:p>
@@ -5620,8 +6598,19 @@
           <w:rFonts w:ascii="Century Gothic" w:hAnsi="Century Gothic"/>
           <w:lang w:val="en-US"/>
         </w:rPr>
-        <w:t>└── package.json</w:t>
-      </w:r>
+        <w:t xml:space="preserve">└── </w:t>
+      </w:r>
+      <w:proofErr w:type="spellStart"/>
+      <w:proofErr w:type="gramStart"/>
+      <w:r>
+        <w:rPr>
+          <w:rFonts w:ascii="Century Gothic" w:hAnsi="Century Gothic"/>
+          <w:lang w:val="en-US"/>
+        </w:rPr>
+        <w:t>package.json</w:t>
+      </w:r>
+      <w:proofErr w:type="spellEnd"/>
+      <w:proofErr w:type="gramEnd"/>
     </w:p>
     <w:p>
       <w:pPr>
@@ -5644,7 +6633,7 @@
           <w:lang w:val="en-US"/>
         </w:rPr>
       </w:pPr>
-      <w:bookmarkStart w:id="10" w:name="_Toc229488588"/>
+      <w:bookmarkStart w:id="10" w:name="_Toc229492292"/>
       <w:r>
         <w:rPr>
           <w:lang w:val="en-US"/>
@@ -5715,6 +6704,7 @@
           <w:lang w:val="en-US"/>
         </w:rPr>
       </w:pPr>
+      <w:proofErr w:type="spellStart"/>
       <w:r>
         <w:rPr>
           <w:rFonts w:ascii="Century Gothic" w:hAnsi="Century Gothic"/>
@@ -5723,6 +6713,7 @@
         </w:rPr>
         <w:t>axios</w:t>
       </w:r>
+      <w:proofErr w:type="spellEnd"/>
       <w:r>
         <w:rPr>
           <w:rFonts w:ascii="Century Gothic" w:hAnsi="Century Gothic"/>
@@ -5774,8 +6765,18 @@
           <w:i/>
           <w:lang w:val="en-US"/>
         </w:rPr>
-        <w:t>react-dom</w:t>
-      </w:r>
+        <w:t>react-</w:t>
+      </w:r>
+      <w:proofErr w:type="spellStart"/>
+      <w:r>
+        <w:rPr>
+          <w:rFonts w:ascii="Century Gothic" w:hAnsi="Century Gothic"/>
+          <w:i/>
+          <w:lang w:val="en-US"/>
+        </w:rPr>
+        <w:t>dom</w:t>
+      </w:r>
+      <w:proofErr w:type="spellEnd"/>
       <w:r>
         <w:rPr>
           <w:rFonts w:ascii="Century Gothic" w:hAnsi="Century Gothic"/>
@@ -5800,8 +6801,18 @@
           <w:i/>
           <w:lang w:val="en-US"/>
         </w:rPr>
-        <w:t>react-router-dom</w:t>
-      </w:r>
+        <w:t>react-router-</w:t>
+      </w:r>
+      <w:proofErr w:type="spellStart"/>
+      <w:r>
+        <w:rPr>
+          <w:rFonts w:ascii="Century Gothic" w:hAnsi="Century Gothic"/>
+          <w:i/>
+          <w:lang w:val="en-US"/>
+        </w:rPr>
+        <w:t>dom</w:t>
+      </w:r>
+      <w:proofErr w:type="spellEnd"/>
       <w:r>
         <w:rPr>
           <w:rFonts w:ascii="Century Gothic" w:hAnsi="Century Gothic"/>
@@ -5964,7 +6975,23 @@
           <w:rFonts w:ascii="Century Gothic" w:hAnsi="Century Gothic"/>
           <w:lang w:val="en-US"/>
         </w:rPr>
-        <w:t xml:space="preserve"> src/</w:t>
+        <w:t xml:space="preserve"> </w:t>
+      </w:r>
+      <w:proofErr w:type="spellStart"/>
+      <w:r>
+        <w:rPr>
+          <w:rFonts w:ascii="Century Gothic" w:hAnsi="Century Gothic"/>
+          <w:lang w:val="en-US"/>
+        </w:rPr>
+        <w:t>src</w:t>
+      </w:r>
+      <w:proofErr w:type="spellEnd"/>
+      <w:r>
+        <w:rPr>
+          <w:rFonts w:ascii="Century Gothic" w:hAnsi="Century Gothic"/>
+          <w:lang w:val="en-US"/>
+        </w:rPr>
+        <w:t>/</w:t>
       </w:r>
     </w:p>
     <w:p>
@@ -6333,7 +7360,14 @@
           <w:rFonts w:ascii="Century Gothic" w:hAnsi="Century Gothic"/>
           <w:lang w:val="en-US"/>
         </w:rPr>
-        <w:t xml:space="preserve"> Leaderboard.js</w:t>
+        <w:t xml:space="preserve"> Players</w:t>
+      </w:r>
+      <w:r>
+        <w:rPr>
+          <w:rFonts w:ascii="Century Gothic" w:hAnsi="Century Gothic"/>
+          <w:lang w:val="en-US"/>
+        </w:rPr>
+        <w:t>.js</w:t>
       </w:r>
     </w:p>
     <w:p>
@@ -6411,7 +7445,14 @@
           <w:rFonts w:ascii="Century Gothic" w:hAnsi="Century Gothic"/>
           <w:lang w:val="en-US"/>
         </w:rPr>
-        <w:t xml:space="preserve"> TrainingLogs.js</w:t>
+        <w:t xml:space="preserve"> Activity</w:t>
+      </w:r>
+      <w:r>
+        <w:rPr>
+          <w:rFonts w:ascii="Century Gothic" w:hAnsi="Century Gothic"/>
+          <w:lang w:val="en-US"/>
+        </w:rPr>
+        <w:t>Logs.js</w:t>
       </w:r>
     </w:p>
     <w:p>
@@ -6552,6 +7593,9 @@
     </w:p>
     <w:p>
       <w:pPr>
+        <w:tabs>
+          <w:tab w:val="left" w:pos="4111"/>
+        </w:tabs>
         <w:spacing w:line="360" w:lineRule="auto"/>
         <w:ind w:left="360"/>
         <w:jc w:val="both"/>
@@ -6565,7 +7609,44 @@
           <w:rFonts w:ascii="Century Gothic" w:hAnsi="Century Gothic"/>
           <w:lang w:val="en-US"/>
         </w:rPr>
-        <w:t>│   │       └── AdminGames.js</w:t>
+        <w:t xml:space="preserve">│   </w:t>
+      </w:r>
+      <w:r>
+        <w:rPr>
+          <w:rFonts w:ascii="Century Gothic" w:hAnsi="Century Gothic" w:cs="Arial"/>
+          <w:lang w:val="en-US"/>
+        </w:rPr>
+        <w:t>├</w:t>
+      </w:r>
+      <w:r>
+        <w:rPr>
+          <w:rFonts w:ascii="Century Gothic" w:hAnsi="Century Gothic" w:cs="Calibri"/>
+          <w:lang w:val="en-US"/>
+        </w:rPr>
+        <w:t>──</w:t>
+      </w:r>
+      <w:r>
+        <w:rPr>
+          <w:rFonts w:ascii="Century Gothic" w:hAnsi="Century Gothic"/>
+          <w:lang w:val="en-US"/>
+        </w:rPr>
+        <w:t xml:space="preserve"> </w:t>
+      </w:r>
+      <w:proofErr w:type="spellStart"/>
+      <w:r>
+        <w:rPr>
+          <w:rFonts w:ascii="Century Gothic" w:hAnsi="Century Gothic"/>
+          <w:lang w:val="en-US"/>
+        </w:rPr>
+        <w:t>utils</w:t>
+      </w:r>
+      <w:proofErr w:type="spellEnd"/>
+      <w:r>
+        <w:rPr>
+          <w:rFonts w:ascii="Century Gothic" w:hAnsi="Century Gothic"/>
+          <w:lang w:val="en-US"/>
+        </w:rPr>
+        <w:t>/</w:t>
       </w:r>
     </w:p>
     <w:p>
@@ -6583,6 +7664,79 @@
           <w:rFonts w:ascii="Century Gothic" w:hAnsi="Century Gothic"/>
           <w:lang w:val="en-US"/>
         </w:rPr>
+        <w:t xml:space="preserve">│   │   </w:t>
+      </w:r>
+      <w:r>
+        <w:rPr>
+          <w:rFonts w:ascii="Century Gothic" w:hAnsi="Century Gothic" w:cs="Arial"/>
+          <w:lang w:val="en-US"/>
+        </w:rPr>
+        <w:t>├</w:t>
+      </w:r>
+      <w:r>
+        <w:rPr>
+          <w:rFonts w:ascii="Century Gothic" w:hAnsi="Century Gothic" w:cs="Calibri"/>
+          <w:lang w:val="en-US"/>
+        </w:rPr>
+        <w:t>──</w:t>
+      </w:r>
+      <w:r>
+        <w:rPr>
+          <w:rFonts w:ascii="Century Gothic" w:hAnsi="Century Gothic"/>
+          <w:lang w:val="en-US"/>
+        </w:rPr>
+        <w:t xml:space="preserve"> api.js (</w:t>
+      </w:r>
+      <w:proofErr w:type="spellStart"/>
+      <w:r>
+        <w:rPr>
+          <w:rFonts w:ascii="Century Gothic" w:hAnsi="Century Gothic"/>
+          <w:lang w:val="en-US"/>
+        </w:rPr>
+        <w:t>axios</w:t>
+      </w:r>
+      <w:proofErr w:type="spellEnd"/>
+      <w:r>
+        <w:rPr>
+          <w:rFonts w:ascii="Century Gothic" w:hAnsi="Century Gothic"/>
+          <w:lang w:val="en-US"/>
+        </w:rPr>
+        <w:t xml:space="preserve"> configuration)</w:t>
+      </w:r>
+    </w:p>
+    <w:p>
+      <w:pPr>
+        <w:spacing w:line="360" w:lineRule="auto"/>
+        <w:ind w:left="360"/>
+        <w:jc w:val="both"/>
+        <w:rPr>
+          <w:rFonts w:ascii="Century Gothic" w:hAnsi="Century Gothic"/>
+          <w:lang w:val="en-US"/>
+        </w:rPr>
+      </w:pPr>
+      <w:r>
+        <w:rPr>
+          <w:rFonts w:ascii="Century Gothic" w:hAnsi="Century Gothic"/>
+          <w:lang w:val="en-US"/>
+        </w:rPr>
+        <w:t>│   │   └── helpers.js</w:t>
+      </w:r>
+    </w:p>
+    <w:p>
+      <w:pPr>
+        <w:spacing w:line="360" w:lineRule="auto"/>
+        <w:ind w:left="360"/>
+        <w:jc w:val="both"/>
+        <w:rPr>
+          <w:rFonts w:ascii="Century Gothic" w:hAnsi="Century Gothic"/>
+          <w:lang w:val="en-US"/>
+        </w:rPr>
+      </w:pPr>
+      <w:r>
+        <w:rPr>
+          <w:rFonts w:ascii="Century Gothic" w:hAnsi="Century Gothic"/>
+          <w:lang w:val="en-US"/>
+        </w:rPr>
         <w:t xml:space="preserve">│   </w:t>
       </w:r>
       <w:r>
@@ -6604,7 +7758,7 @@
           <w:rFonts w:ascii="Century Gothic" w:hAnsi="Century Gothic"/>
           <w:lang w:val="en-US"/>
         </w:rPr>
-        <w:t xml:space="preserve"> utils/</w:t>
+        <w:t xml:space="preserve"> styles/</w:t>
       </w:r>
     </w:p>
     <w:p>
@@ -6622,7 +7776,25 @@
           <w:rFonts w:ascii="Century Gothic" w:hAnsi="Century Gothic"/>
           <w:lang w:val="en-US"/>
         </w:rPr>
-        <w:t xml:space="preserve">│   │   </w:t>
+        <w:t>│   │   └── App.css</w:t>
+      </w:r>
+    </w:p>
+    <w:p>
+      <w:pPr>
+        <w:spacing w:line="360" w:lineRule="auto"/>
+        <w:ind w:left="360"/>
+        <w:jc w:val="both"/>
+        <w:rPr>
+          <w:rFonts w:ascii="Century Gothic" w:hAnsi="Century Gothic"/>
+          <w:lang w:val="en-US"/>
+        </w:rPr>
+      </w:pPr>
+      <w:r>
+        <w:rPr>
+          <w:rFonts w:ascii="Century Gothic" w:hAnsi="Century Gothic"/>
+          <w:lang w:val="en-US"/>
+        </w:rPr>
+        <w:t xml:space="preserve">│   </w:t>
       </w:r>
       <w:r>
         <w:rPr>
@@ -6643,7 +7815,7 @@
           <w:rFonts w:ascii="Century Gothic" w:hAnsi="Century Gothic"/>
           <w:lang w:val="en-US"/>
         </w:rPr>
-        <w:t xml:space="preserve"> api.js (axios configuration)</w:t>
+        <w:t xml:space="preserve"> App.js</w:t>
       </w:r>
     </w:p>
     <w:p>
@@ -6661,7 +7833,7 @@
           <w:rFonts w:ascii="Century Gothic" w:hAnsi="Century Gothic"/>
           <w:lang w:val="en-US"/>
         </w:rPr>
-        <w:t>│   │   └── helpers.js</w:t>
+        <w:t>│   └── index.js</w:t>
       </w:r>
     </w:p>
     <w:p>
@@ -6679,122 +7851,19 @@
           <w:rFonts w:ascii="Century Gothic" w:hAnsi="Century Gothic"/>
           <w:lang w:val="en-US"/>
         </w:rPr>
-        <w:t xml:space="preserve">│   </w:t>
-      </w:r>
-      <w:r>
-        <w:rPr>
-          <w:rFonts w:ascii="Century Gothic" w:hAnsi="Century Gothic" w:cs="Arial"/>
-          <w:lang w:val="en-US"/>
-        </w:rPr>
-        <w:t>├</w:t>
-      </w:r>
-      <w:r>
-        <w:rPr>
-          <w:rFonts w:ascii="Century Gothic" w:hAnsi="Century Gothic" w:cs="Calibri"/>
-          <w:lang w:val="en-US"/>
-        </w:rPr>
-        <w:t>──</w:t>
-      </w:r>
-      <w:r>
-        <w:rPr>
-          <w:rFonts w:ascii="Century Gothic" w:hAnsi="Century Gothic"/>
-          <w:lang w:val="en-US"/>
-        </w:rPr>
-        <w:t xml:space="preserve"> styles/</w:t>
-      </w:r>
-    </w:p>
-    <w:p>
-      <w:pPr>
-        <w:spacing w:line="360" w:lineRule="auto"/>
-        <w:ind w:left="360"/>
-        <w:jc w:val="both"/>
-        <w:rPr>
-          <w:rFonts w:ascii="Century Gothic" w:hAnsi="Century Gothic"/>
-          <w:lang w:val="en-US"/>
-        </w:rPr>
-      </w:pPr>
-      <w:r>
-        <w:rPr>
-          <w:rFonts w:ascii="Century Gothic" w:hAnsi="Century Gothic"/>
-          <w:lang w:val="en-US"/>
-        </w:rPr>
-        <w:t>│   │   └── App.css</w:t>
-      </w:r>
-    </w:p>
-    <w:p>
-      <w:pPr>
-        <w:spacing w:line="360" w:lineRule="auto"/>
-        <w:ind w:left="360"/>
-        <w:jc w:val="both"/>
-        <w:rPr>
-          <w:rFonts w:ascii="Century Gothic" w:hAnsi="Century Gothic"/>
-          <w:lang w:val="en-US"/>
-        </w:rPr>
-      </w:pPr>
-      <w:r>
-        <w:rPr>
-          <w:rFonts w:ascii="Century Gothic" w:hAnsi="Century Gothic"/>
-          <w:lang w:val="en-US"/>
-        </w:rPr>
-        <w:t xml:space="preserve">│   </w:t>
-      </w:r>
-      <w:r>
-        <w:rPr>
-          <w:rFonts w:ascii="Century Gothic" w:hAnsi="Century Gothic" w:cs="Arial"/>
-          <w:lang w:val="en-US"/>
-        </w:rPr>
-        <w:t>├</w:t>
-      </w:r>
-      <w:r>
-        <w:rPr>
-          <w:rFonts w:ascii="Century Gothic" w:hAnsi="Century Gothic" w:cs="Calibri"/>
-          <w:lang w:val="en-US"/>
-        </w:rPr>
-        <w:t>──</w:t>
-      </w:r>
-      <w:r>
-        <w:rPr>
-          <w:rFonts w:ascii="Century Gothic" w:hAnsi="Century Gothic"/>
-          <w:lang w:val="en-US"/>
-        </w:rPr>
-        <w:t xml:space="preserve"> App.js</w:t>
-      </w:r>
-    </w:p>
-    <w:p>
-      <w:pPr>
-        <w:spacing w:line="360" w:lineRule="auto"/>
-        <w:ind w:left="360"/>
-        <w:jc w:val="both"/>
-        <w:rPr>
-          <w:rFonts w:ascii="Century Gothic" w:hAnsi="Century Gothic"/>
-          <w:lang w:val="en-US"/>
-        </w:rPr>
-      </w:pPr>
-      <w:r>
-        <w:rPr>
-          <w:rFonts w:ascii="Century Gothic" w:hAnsi="Century Gothic"/>
-          <w:lang w:val="en-US"/>
-        </w:rPr>
-        <w:t>│   └── index.js</w:t>
-      </w:r>
-    </w:p>
-    <w:p>
-      <w:pPr>
-        <w:spacing w:line="360" w:lineRule="auto"/>
-        <w:ind w:left="360"/>
-        <w:jc w:val="both"/>
-        <w:rPr>
-          <w:rFonts w:ascii="Century Gothic" w:hAnsi="Century Gothic"/>
-          <w:lang w:val="en-US"/>
-        </w:rPr>
-      </w:pPr>
-      <w:r>
-        <w:rPr>
-          <w:rFonts w:ascii="Century Gothic" w:hAnsi="Century Gothic"/>
-          <w:lang w:val="en-US"/>
-        </w:rPr>
-        <w:t>└── package.json</w:t>
-      </w:r>
+        <w:t xml:space="preserve">└── </w:t>
+      </w:r>
+      <w:proofErr w:type="spellStart"/>
+      <w:proofErr w:type="gramStart"/>
+      <w:r>
+        <w:rPr>
+          <w:rFonts w:ascii="Century Gothic" w:hAnsi="Century Gothic"/>
+          <w:lang w:val="en-US"/>
+        </w:rPr>
+        <w:t>package.json</w:t>
+      </w:r>
+      <w:proofErr w:type="spellEnd"/>
+      <w:proofErr w:type="gramEnd"/>
     </w:p>
     <w:p>
       <w:pPr>
@@ -6817,7 +7886,7 @@
           <w:lang w:val="en-US"/>
         </w:rPr>
       </w:pPr>
-      <w:bookmarkStart w:id="11" w:name="_Toc229488589"/>
+      <w:bookmarkStart w:id="11" w:name="_Toc229492293"/>
       <w:r>
         <w:rPr>
           <w:lang w:val="en-US"/>
@@ -6883,20 +7952,30 @@
           <w:lang w:val="en-US"/>
         </w:rPr>
       </w:pPr>
+      <w:proofErr w:type="spellStart"/>
       <w:r>
         <w:rPr>
           <w:rFonts w:ascii="Century Gothic" w:hAnsi="Century Gothic"/>
           <w:i/>
           <w:lang w:val="en-US"/>
         </w:rPr>
-        <w:t>Git/GitHub</w:t>
-      </w:r>
-      <w:r>
-        <w:rPr>
-          <w:rFonts w:ascii="Century Gothic" w:hAnsi="Century Gothic"/>
-          <w:lang w:val="en-US"/>
-        </w:rPr>
-        <w:t xml:space="preserve"> – version control; easier code maintenance and tracking</w:t>
+        <w:t>Git</w:t>
+      </w:r>
+      <w:proofErr w:type="spellEnd"/>
+      <w:r>
+        <w:rPr>
+          <w:rFonts w:ascii="Century Gothic" w:hAnsi="Century Gothic"/>
+          <w:i/>
+          <w:lang w:val="en-US"/>
+        </w:rPr>
+        <w:t>/GitHub</w:t>
+      </w:r>
+      <w:r>
+        <w:rPr>
+          <w:rFonts w:ascii="Century Gothic" w:hAnsi="Century Gothic"/>
+          <w:lang w:val="en-US"/>
+        </w:rPr>
+        <w:t xml:space="preserve"> – version control; code maintenance and tracking</w:t>
       </w:r>
     </w:p>
     <w:p>
@@ -6974,7 +8053,7 @@
           <w:numId w:val="13"/>
         </w:numPr>
       </w:pPr>
-      <w:bookmarkStart w:id="12" w:name="_Toc229488590"/>
+      <w:bookmarkStart w:id="12" w:name="_Toc229492294"/>
       <w:r>
         <w:lastRenderedPageBreak/>
         <w:t>Setup Instructions</w:t>
@@ -7091,12 +8170,21 @@
           <w:lang w:val="en-US"/>
         </w:rPr>
       </w:pPr>
-      <w:r>
-        <w:rPr>
-          <w:rFonts w:ascii="Century Gothic" w:hAnsi="Century Gothic"/>
-          <w:lang w:val="en-US"/>
-        </w:rPr>
-        <w:t>Git installed</w:t>
+      <w:proofErr w:type="spellStart"/>
+      <w:r>
+        <w:rPr>
+          <w:rFonts w:ascii="Century Gothic" w:hAnsi="Century Gothic"/>
+          <w:lang w:val="en-US"/>
+        </w:rPr>
+        <w:t>Git</w:t>
+      </w:r>
+      <w:proofErr w:type="spellEnd"/>
+      <w:r>
+        <w:rPr>
+          <w:rFonts w:ascii="Century Gothic" w:hAnsi="Century Gothic"/>
+          <w:lang w:val="en-US"/>
+        </w:rPr>
+        <w:t xml:space="preserve"> installed</w:t>
       </w:r>
     </w:p>
     <w:p>
@@ -7242,6 +8330,7 @@
         </w:rPr>
         <w:t xml:space="preserve">Inside </w:t>
       </w:r>
+      <w:proofErr w:type="spellStart"/>
       <w:r>
         <w:rPr>
           <w:rFonts w:ascii="Century Gothic" w:hAnsi="Century Gothic"/>
@@ -7249,6 +8338,7 @@
         </w:rPr>
         <w:t>project_name</w:t>
       </w:r>
+      <w:proofErr w:type="spellEnd"/>
       <w:r>
         <w:rPr>
           <w:rFonts w:ascii="Century Gothic" w:hAnsi="Century Gothic"/>
@@ -7315,13 +8405,23 @@
         </w:rPr>
         <w:t>Type and enter “</w:t>
       </w:r>
+      <w:proofErr w:type="spellStart"/>
       <w:r>
         <w:rPr>
           <w:rFonts w:ascii="Century Gothic" w:hAnsi="Century Gothic"/>
           <w:i/>
           <w:lang w:val="en-US"/>
         </w:rPr>
-        <w:t>npm install</w:t>
+        <w:t>npm</w:t>
+      </w:r>
+      <w:proofErr w:type="spellEnd"/>
+      <w:r>
+        <w:rPr>
+          <w:rFonts w:ascii="Century Gothic" w:hAnsi="Century Gothic"/>
+          <w:i/>
+          <w:lang w:val="en-US"/>
+        </w:rPr>
+        <w:t xml:space="preserve"> install</w:t>
       </w:r>
       <w:r>
         <w:rPr>
@@ -7373,7 +8473,25 @@
           <w:i/>
           <w:lang w:val="en-US"/>
         </w:rPr>
-        <w:t>cd ..”</w:t>
+        <w:t>cd</w:t>
+      </w:r>
+      <w:proofErr w:type="gramStart"/>
+      <w:r>
+        <w:rPr>
+          <w:rFonts w:ascii="Century Gothic" w:hAnsi="Century Gothic"/>
+          <w:i/>
+          <w:lang w:val="en-US"/>
+        </w:rPr>
+        <w:t xml:space="preserve"> ..</w:t>
+      </w:r>
+      <w:proofErr w:type="gramEnd"/>
+      <w:r>
+        <w:rPr>
+          <w:rFonts w:ascii="Century Gothic" w:hAnsi="Century Gothic"/>
+          <w:i/>
+          <w:lang w:val="en-US"/>
+        </w:rPr>
+        <w:t>”</w:t>
       </w:r>
     </w:p>
     <w:p>
@@ -7443,13 +8561,23 @@
         </w:rPr>
         <w:t>Type and enter “</w:t>
       </w:r>
+      <w:proofErr w:type="spellStart"/>
       <w:r>
         <w:rPr>
           <w:rFonts w:ascii="Century Gothic" w:hAnsi="Century Gothic"/>
           <w:i/>
           <w:lang w:val="en-US"/>
         </w:rPr>
-        <w:t>npm install</w:t>
+        <w:t>npm</w:t>
+      </w:r>
+      <w:proofErr w:type="spellEnd"/>
+      <w:r>
+        <w:rPr>
+          <w:rFonts w:ascii="Century Gothic" w:hAnsi="Century Gothic"/>
+          <w:i/>
+          <w:lang w:val="en-US"/>
+        </w:rPr>
+        <w:t xml:space="preserve"> install</w:t>
       </w:r>
       <w:r>
         <w:rPr>
@@ -7479,7 +8607,16 @@
           <w:b/>
           <w:lang w:val="en-US"/>
         </w:rPr>
-        <w:t>Edit the</w:t>
+        <w:t xml:space="preserve">Edit </w:t>
+      </w:r>
+      <w:proofErr w:type="gramStart"/>
+      <w:r>
+        <w:rPr>
+          <w:rFonts w:ascii="Century Gothic" w:hAnsi="Century Gothic"/>
+          <w:b/>
+          <w:lang w:val="en-US"/>
+        </w:rPr>
+        <w:t>the</w:t>
       </w:r>
       <w:r>
         <w:rPr>
@@ -7494,8 +8631,19 @@
           <w:b/>
           <w:lang w:val="en-US"/>
         </w:rPr>
-        <w:t>.env</w:t>
-      </w:r>
+        <w:t>.</w:t>
+      </w:r>
+      <w:proofErr w:type="spellStart"/>
+      <w:r>
+        <w:rPr>
+          <w:rFonts w:ascii="Century Gothic" w:hAnsi="Century Gothic"/>
+          <w:b/>
+          <w:lang w:val="en-US"/>
+        </w:rPr>
+        <w:t>env</w:t>
+      </w:r>
+      <w:proofErr w:type="spellEnd"/>
+      <w:proofErr w:type="gramEnd"/>
       <w:r>
         <w:rPr>
           <w:rFonts w:ascii="Century Gothic" w:hAnsi="Century Gothic"/>
@@ -7546,7 +8694,23 @@
           <w:rFonts w:ascii="Century Gothic" w:hAnsi="Century Gothic"/>
           <w:lang w:val="en-US"/>
         </w:rPr>
-        <w:t>Sample .env content:</w:t>
+        <w:t>Sample .</w:t>
+      </w:r>
+      <w:proofErr w:type="spellStart"/>
+      <w:r>
+        <w:rPr>
+          <w:rFonts w:ascii="Century Gothic" w:hAnsi="Century Gothic"/>
+          <w:lang w:val="en-US"/>
+        </w:rPr>
+        <w:t>env</w:t>
+      </w:r>
+      <w:proofErr w:type="spellEnd"/>
+      <w:r>
+        <w:rPr>
+          <w:rFonts w:ascii="Century Gothic" w:hAnsi="Century Gothic"/>
+          <w:lang w:val="en-US"/>
+        </w:rPr>
+        <w:t xml:space="preserve"> content:</w:t>
       </w:r>
       <w:r>
         <w:rPr>
@@ -7635,7 +8799,23 @@
           <w:rFonts w:ascii="Century Gothic" w:hAnsi="Century Gothic"/>
           <w:lang w:val="en-US"/>
         </w:rPr>
-        <w:t xml:space="preserve">while developing. One for free and Git commands, one </w:t>
+        <w:t xml:space="preserve">while developing. One for free and </w:t>
+      </w:r>
+      <w:proofErr w:type="spellStart"/>
+      <w:r>
+        <w:rPr>
+          <w:rFonts w:ascii="Century Gothic" w:hAnsi="Century Gothic"/>
+          <w:lang w:val="en-US"/>
+        </w:rPr>
+        <w:t>Git</w:t>
+      </w:r>
+      <w:proofErr w:type="spellEnd"/>
+      <w:r>
+        <w:rPr>
+          <w:rFonts w:ascii="Century Gothic" w:hAnsi="Century Gothic"/>
+          <w:lang w:val="en-US"/>
+        </w:rPr>
+        <w:t xml:space="preserve"> commands, one </w:t>
       </w:r>
       <w:r>
         <w:rPr>
@@ -7736,7 +8916,23 @@
           <w:rFonts w:ascii="Century Gothic" w:hAnsi="Century Gothic"/>
           <w:lang w:val="en-US"/>
         </w:rPr>
-        <w:t>Inside server&gt; Type and enter “npm run dev”</w:t>
+        <w:t>Inside server&gt; Type and enter “</w:t>
+      </w:r>
+      <w:proofErr w:type="spellStart"/>
+      <w:r>
+        <w:rPr>
+          <w:rFonts w:ascii="Century Gothic" w:hAnsi="Century Gothic"/>
+          <w:lang w:val="en-US"/>
+        </w:rPr>
+        <w:t>npm</w:t>
+      </w:r>
+      <w:proofErr w:type="spellEnd"/>
+      <w:r>
+        <w:rPr>
+          <w:rFonts w:ascii="Century Gothic" w:hAnsi="Century Gothic"/>
+          <w:lang w:val="en-US"/>
+        </w:rPr>
+        <w:t xml:space="preserve"> run dev”</w:t>
       </w:r>
     </w:p>
     <w:p>
@@ -7864,7 +9060,23 @@
           <w:rFonts w:ascii="Century Gothic" w:hAnsi="Century Gothic"/>
           <w:lang w:val="en-US"/>
         </w:rPr>
-        <w:t>Inside client&gt; Type and enter “npm start”</w:t>
+        <w:t>Inside client&gt; Type and enter “</w:t>
+      </w:r>
+      <w:proofErr w:type="spellStart"/>
+      <w:r>
+        <w:rPr>
+          <w:rFonts w:ascii="Century Gothic" w:hAnsi="Century Gothic"/>
+          <w:lang w:val="en-US"/>
+        </w:rPr>
+        <w:t>npm</w:t>
+      </w:r>
+      <w:proofErr w:type="spellEnd"/>
+      <w:r>
+        <w:rPr>
+          <w:rFonts w:ascii="Century Gothic" w:hAnsi="Century Gothic"/>
+          <w:lang w:val="en-US"/>
+        </w:rPr>
+        <w:t xml:space="preserve"> start”</w:t>
       </w:r>
     </w:p>
     <w:p>
@@ -7985,14 +9197,55 @@
           <w:rFonts w:ascii="Century Gothic" w:hAnsi="Century Gothic"/>
           <w:lang w:val="en-US"/>
         </w:rPr>
-        <w:t>Alternatively, if you properly configured your .env files, then you can access it on any computer connected to the local area netw</w:t>
-      </w:r>
-      <w:r>
-        <w:rPr>
-          <w:rFonts w:ascii="Century Gothic" w:hAnsi="Century Gothic"/>
-          <w:lang w:val="en-US"/>
-        </w:rPr>
-        <w:t>ork via “&lt;hostipaddress&gt;:3000”. Other issues may occur such as inbound/outbound rules for the port, but you can configure these through your computer firewall.</w:t>
+        <w:t xml:space="preserve">Alternatively, if you properly configured </w:t>
+      </w:r>
+      <w:proofErr w:type="gramStart"/>
+      <w:r>
+        <w:rPr>
+          <w:rFonts w:ascii="Century Gothic" w:hAnsi="Century Gothic"/>
+          <w:lang w:val="en-US"/>
+        </w:rPr>
+        <w:t>your .</w:t>
+      </w:r>
+      <w:proofErr w:type="spellStart"/>
+      <w:r>
+        <w:rPr>
+          <w:rFonts w:ascii="Century Gothic" w:hAnsi="Century Gothic"/>
+          <w:lang w:val="en-US"/>
+        </w:rPr>
+        <w:t>env</w:t>
+      </w:r>
+      <w:proofErr w:type="spellEnd"/>
+      <w:proofErr w:type="gramEnd"/>
+      <w:r>
+        <w:rPr>
+          <w:rFonts w:ascii="Century Gothic" w:hAnsi="Century Gothic"/>
+          <w:lang w:val="en-US"/>
+        </w:rPr>
+        <w:t xml:space="preserve"> files, then you can access it on any computer connected to the local area netw</w:t>
+      </w:r>
+      <w:r>
+        <w:rPr>
+          <w:rFonts w:ascii="Century Gothic" w:hAnsi="Century Gothic"/>
+          <w:lang w:val="en-US"/>
+        </w:rPr>
+        <w:t>ork via “&lt;</w:t>
+      </w:r>
+      <w:proofErr w:type="spellStart"/>
+      <w:r>
+        <w:rPr>
+          <w:rFonts w:ascii="Century Gothic" w:hAnsi="Century Gothic"/>
+          <w:lang w:val="en-US"/>
+        </w:rPr>
+        <w:t>hostipaddress</w:t>
+      </w:r>
+      <w:proofErr w:type="spellEnd"/>
+      <w:r>
+        <w:rPr>
+          <w:rFonts w:ascii="Century Gothic" w:hAnsi="Century Gothic"/>
+          <w:lang w:val="en-US"/>
+        </w:rPr>
+        <w:t>&gt;:3000”. Other issues may occur such as inbound/outbound rules for the port, but you can configure these through your computer firewall.</w:t>
       </w:r>
     </w:p>
     <w:p>
@@ -8025,8 +9278,17 @@
           <w:rFonts w:ascii="Century Gothic" w:hAnsi="Century Gothic"/>
           <w:lang w:val="en-US"/>
         </w:rPr>
-        <w:t xml:space="preserve"> is F12 or Fn</w:t>
-      </w:r>
+        <w:t xml:space="preserve"> is F12 or </w:t>
+      </w:r>
+      <w:proofErr w:type="spellStart"/>
+      <w:r>
+        <w:rPr>
+          <w:rFonts w:ascii="Century Gothic" w:hAnsi="Century Gothic"/>
+          <w:lang w:val="en-US"/>
+        </w:rPr>
+        <w:t>Fn</w:t>
+      </w:r>
+      <w:proofErr w:type="spellEnd"/>
       <w:r>
         <w:rPr>
           <w:rFonts w:ascii="Century Gothic" w:hAnsi="Century Gothic"/>
@@ -8178,8 +9440,17 @@
           <w:rFonts w:ascii="Century Gothic" w:hAnsi="Century Gothic"/>
           <w:lang w:val="en-US"/>
         </w:rPr>
-        <w:t>Edit the mongod.cfg</w:t>
-      </w:r>
+        <w:t xml:space="preserve">Edit the </w:t>
+      </w:r>
+      <w:proofErr w:type="spellStart"/>
+      <w:r>
+        <w:rPr>
+          <w:rFonts w:ascii="Century Gothic" w:hAnsi="Century Gothic"/>
+          <w:lang w:val="en-US"/>
+        </w:rPr>
+        <w:t>mongod.cfg</w:t>
+      </w:r>
+      <w:proofErr w:type="spellEnd"/>
       <w:r>
         <w:rPr>
           <w:rFonts w:ascii="Century Gothic" w:hAnsi="Century Gothic"/>
@@ -8208,7 +9479,23 @@
           <w:rFonts w:ascii="Century Gothic" w:hAnsi="Century Gothic"/>
           <w:lang w:val="en-US"/>
         </w:rPr>
-        <w:t>Find the network interfaces, usually “bindIP”</w:t>
+        <w:t>Find the network interfaces, usually “</w:t>
+      </w:r>
+      <w:proofErr w:type="spellStart"/>
+      <w:r>
+        <w:rPr>
+          <w:rFonts w:ascii="Century Gothic" w:hAnsi="Century Gothic"/>
+          <w:lang w:val="en-US"/>
+        </w:rPr>
+        <w:t>bindIP</w:t>
+      </w:r>
+      <w:proofErr w:type="spellEnd"/>
+      <w:r>
+        <w:rPr>
+          <w:rFonts w:ascii="Century Gothic" w:hAnsi="Century Gothic"/>
+          <w:lang w:val="en-US"/>
+        </w:rPr>
+        <w:t>”</w:t>
       </w:r>
     </w:p>
     <w:p>
@@ -8231,7 +9518,23 @@
           <w:rFonts w:ascii="Century Gothic" w:hAnsi="Century Gothic"/>
           <w:lang w:val="en-US"/>
         </w:rPr>
-        <w:t>Change the ip address to 0.0.0.0 (this allows flawless connection in a local setup)</w:t>
+        <w:t xml:space="preserve">Change the </w:t>
+      </w:r>
+      <w:proofErr w:type="spellStart"/>
+      <w:r>
+        <w:rPr>
+          <w:rFonts w:ascii="Century Gothic" w:hAnsi="Century Gothic"/>
+          <w:lang w:val="en-US"/>
+        </w:rPr>
+        <w:t>ip</w:t>
+      </w:r>
+      <w:proofErr w:type="spellEnd"/>
+      <w:r>
+        <w:rPr>
+          <w:rFonts w:ascii="Century Gothic" w:hAnsi="Century Gothic"/>
+          <w:lang w:val="en-US"/>
+        </w:rPr>
+        <w:t xml:space="preserve"> address to 0.0.0.0 (this allows flawless connection in a local setup)</w:t>
       </w:r>
     </w:p>
     <w:p>
@@ -8254,7 +9557,23 @@
           <w:rFonts w:ascii="Century Gothic" w:hAnsi="Century Gothic"/>
           <w:lang w:val="en-US"/>
         </w:rPr>
-        <w:t>Restart your mongodb service</w:t>
+        <w:t xml:space="preserve">Restart your </w:t>
+      </w:r>
+      <w:proofErr w:type="spellStart"/>
+      <w:r>
+        <w:rPr>
+          <w:rFonts w:ascii="Century Gothic" w:hAnsi="Century Gothic"/>
+          <w:lang w:val="en-US"/>
+        </w:rPr>
+        <w:t>mongodb</w:t>
+      </w:r>
+      <w:proofErr w:type="spellEnd"/>
+      <w:r>
+        <w:rPr>
+          <w:rFonts w:ascii="Century Gothic" w:hAnsi="Century Gothic"/>
+          <w:lang w:val="en-US"/>
+        </w:rPr>
+        <w:t xml:space="preserve"> service</w:t>
       </w:r>
     </w:p>
     <w:p>
@@ -8347,7 +9666,32 @@
           <w:rFonts w:ascii="Century Gothic" w:hAnsi="Century Gothic"/>
           <w:lang w:val="en-US"/>
         </w:rPr>
-        <w:t>Additionally, in MongoDB Compass, make sure to copy the correct connection string to be used in the .env files.</w:t>
+        <w:t xml:space="preserve">Additionally, in MongoDB Compass, make sure to copy the correct connection string to be used in </w:t>
+      </w:r>
+      <w:proofErr w:type="gramStart"/>
+      <w:r>
+        <w:rPr>
+          <w:rFonts w:ascii="Century Gothic" w:hAnsi="Century Gothic"/>
+          <w:lang w:val="en-US"/>
+        </w:rPr>
+        <w:t>the .</w:t>
+      </w:r>
+      <w:proofErr w:type="spellStart"/>
+      <w:r>
+        <w:rPr>
+          <w:rFonts w:ascii="Century Gothic" w:hAnsi="Century Gothic"/>
+          <w:lang w:val="en-US"/>
+        </w:rPr>
+        <w:t>env</w:t>
+      </w:r>
+      <w:proofErr w:type="spellEnd"/>
+      <w:proofErr w:type="gramEnd"/>
+      <w:r>
+        <w:rPr>
+          <w:rFonts w:ascii="Century Gothic" w:hAnsi="Century Gothic"/>
+          <w:lang w:val="en-US"/>
+        </w:rPr>
+        <w:t xml:space="preserve"> files.</w:t>
       </w:r>
     </w:p>
     <w:p>
@@ -8368,7 +9712,7 @@
           <w:numId w:val="13"/>
         </w:numPr>
       </w:pPr>
-      <w:bookmarkStart w:id="13" w:name="_Toc229488591"/>
+      <w:bookmarkStart w:id="13" w:name="_Toc229492295"/>
       <w:r>
         <w:t>Essential Skills for the Developer</w:t>
       </w:r>
@@ -8450,7 +9794,7 @@
           <w:lang w:val="en-US"/>
         </w:rPr>
       </w:pPr>
-      <w:bookmarkStart w:id="14" w:name="_Toc229488592"/>
+      <w:bookmarkStart w:id="14" w:name="_Toc229492296"/>
       <w:r>
         <w:rPr>
           <w:lang w:val="en-US"/>
@@ -8514,7 +9858,7 @@
           <w:lang w:val="en-US"/>
         </w:rPr>
       </w:pPr>
-      <w:bookmarkStart w:id="15" w:name="_Toc229488593"/>
+      <w:bookmarkStart w:id="15" w:name="_Toc229492297"/>
       <w:r>
         <w:rPr>
           <w:lang w:val="en-US"/>
@@ -8580,12 +9924,21 @@
           <w:lang w:val="en-US"/>
         </w:rPr>
       </w:pPr>
-      <w:r>
-        <w:rPr>
-          <w:rFonts w:ascii="Century Gothic" w:hAnsi="Century Gothic"/>
-          <w:lang w:val="en-US"/>
-        </w:rPr>
-        <w:t>Async/Await</w:t>
+      <w:proofErr w:type="spellStart"/>
+      <w:r>
+        <w:rPr>
+          <w:rFonts w:ascii="Century Gothic" w:hAnsi="Century Gothic"/>
+          <w:lang w:val="en-US"/>
+        </w:rPr>
+        <w:t>Async</w:t>
+      </w:r>
+      <w:proofErr w:type="spellEnd"/>
+      <w:r>
+        <w:rPr>
+          <w:rFonts w:ascii="Century Gothic" w:hAnsi="Century Gothic"/>
+          <w:lang w:val="en-US"/>
+        </w:rPr>
+        <w:t>/Await</w:t>
       </w:r>
     </w:p>
     <w:p>
@@ -8714,7 +10067,7 @@
         </w:rPr>
         <w:tab/>
       </w:r>
-      <w:bookmarkStart w:id="16" w:name="_Toc229488594"/>
+      <w:bookmarkStart w:id="16" w:name="_Toc229492298"/>
       <w:r>
         <w:rPr>
           <w:lang w:val="en-US"/>
@@ -8791,7 +10144,39 @@
           <w:rFonts w:ascii="Century Gothic" w:hAnsi="Century Gothic"/>
           <w:lang w:val="en-US"/>
         </w:rPr>
-        <w:t>React Hooks (useState, useEffect, etc.)</w:t>
+        <w:t>React Hooks (</w:t>
+      </w:r>
+      <w:proofErr w:type="spellStart"/>
+      <w:r>
+        <w:rPr>
+          <w:rFonts w:ascii="Century Gothic" w:hAnsi="Century Gothic"/>
+          <w:lang w:val="en-US"/>
+        </w:rPr>
+        <w:t>useState</w:t>
+      </w:r>
+      <w:proofErr w:type="spellEnd"/>
+      <w:r>
+        <w:rPr>
+          <w:rFonts w:ascii="Century Gothic" w:hAnsi="Century Gothic"/>
+          <w:lang w:val="en-US"/>
+        </w:rPr>
+        <w:t xml:space="preserve">, </w:t>
+      </w:r>
+      <w:proofErr w:type="spellStart"/>
+      <w:r>
+        <w:rPr>
+          <w:rFonts w:ascii="Century Gothic" w:hAnsi="Century Gothic"/>
+          <w:lang w:val="en-US"/>
+        </w:rPr>
+        <w:t>useEffect</w:t>
+      </w:r>
+      <w:proofErr w:type="spellEnd"/>
+      <w:r>
+        <w:rPr>
+          <w:rFonts w:ascii="Century Gothic" w:hAnsi="Century Gothic"/>
+          <w:lang w:val="en-US"/>
+        </w:rPr>
+        <w:t>, etc.)</w:t>
       </w:r>
     </w:p>
     <w:p>
@@ -8833,7 +10218,7 @@
           <w:lang w:val="en-US"/>
         </w:rPr>
       </w:pPr>
-      <w:bookmarkStart w:id="17" w:name="_Toc229488595"/>
+      <w:bookmarkStart w:id="17" w:name="_Toc229492299"/>
       <w:r>
         <w:rPr>
           <w:lang w:val="en-US"/>
@@ -8883,7 +10268,7 @@
           <w:lang w:val="en-US"/>
         </w:rPr>
       </w:pPr>
-      <w:bookmarkStart w:id="18" w:name="_Toc229488596"/>
+      <w:bookmarkStart w:id="18" w:name="_Toc229492300"/>
       <w:r>
         <w:rPr>
           <w:lang w:val="en-US"/>
@@ -8979,7 +10364,7 @@
           <w:lang w:val="en-US"/>
         </w:rPr>
       </w:pPr>
-      <w:bookmarkStart w:id="19" w:name="_Toc229488597"/>
+      <w:bookmarkStart w:id="19" w:name="_Toc229492301"/>
       <w:r>
         <w:rPr>
           <w:lang w:val="en-US"/>
@@ -9004,7 +10389,23 @@
           <w:rFonts w:ascii="Century Gothic" w:hAnsi="Century Gothic"/>
           <w:lang w:val="en-US"/>
         </w:rPr>
-        <w:t>Commonly Git/GitHub, it is an important tool to have because not only can you track and manage changes to the code, but also serve as</w:t>
+        <w:t xml:space="preserve">Commonly </w:t>
+      </w:r>
+      <w:proofErr w:type="spellStart"/>
+      <w:r>
+        <w:rPr>
+          <w:rFonts w:ascii="Century Gothic" w:hAnsi="Century Gothic"/>
+          <w:lang w:val="en-US"/>
+        </w:rPr>
+        <w:t>Git</w:t>
+      </w:r>
+      <w:proofErr w:type="spellEnd"/>
+      <w:r>
+        <w:rPr>
+          <w:rFonts w:ascii="Century Gothic" w:hAnsi="Century Gothic"/>
+          <w:lang w:val="en-US"/>
+        </w:rPr>
+        <w:t>/GitHub, it is an important tool to have because not only can you track and manage changes to the code, but also serve as</w:t>
       </w:r>
       <w:r>
         <w:rPr>
@@ -9041,6 +10442,7 @@
           <w:lang w:val="en-US"/>
         </w:rPr>
       </w:pPr>
+      <w:bookmarkStart w:id="20" w:name="_Toc229492302"/>
       <w:r>
         <w:rPr>
           <w:lang w:val="en-US"/>
@@ -9048,6 +10450,7 @@
         <w:lastRenderedPageBreak/>
         <w:t>When to touch code</w:t>
       </w:r>
+      <w:bookmarkEnd w:id="20"/>
     </w:p>
     <w:p>
       <w:pPr>
@@ -9181,7 +10584,23 @@
           <w:rFonts w:ascii="Century Gothic" w:hAnsi="Century Gothic"/>
           <w:lang w:val="en-US"/>
         </w:rPr>
-        <w:t>client/src/pages/Profile.js – when you want to change the avatar images and reflect upon the profile page, go to line 22 and apply the desired changes</w:t>
+        <w:t>client/</w:t>
+      </w:r>
+      <w:proofErr w:type="spellStart"/>
+      <w:r>
+        <w:rPr>
+          <w:rFonts w:ascii="Century Gothic" w:hAnsi="Century Gothic"/>
+          <w:lang w:val="en-US"/>
+        </w:rPr>
+        <w:t>src</w:t>
+      </w:r>
+      <w:proofErr w:type="spellEnd"/>
+      <w:r>
+        <w:rPr>
+          <w:rFonts w:ascii="Century Gothic" w:hAnsi="Century Gothic"/>
+          <w:lang w:val="en-US"/>
+        </w:rPr>
+        <w:t>/pages/Profile.js – when you want to change the avatar images and reflect upon the profile page, go to line 22 and apply the desired changes</w:t>
       </w:r>
     </w:p>
     <w:p>
@@ -9203,7 +10622,64 @@
           <w:rFonts w:ascii="Century Gothic" w:hAnsi="Century Gothic"/>
           <w:lang w:val="en-US"/>
         </w:rPr>
-        <w:t>client/src/utils/api.js – line 3 can be changed if ever you get errors in referencing the .env file in the frontend</w:t>
+        <w:t>client/</w:t>
+      </w:r>
+      <w:proofErr w:type="spellStart"/>
+      <w:r>
+        <w:rPr>
+          <w:rFonts w:ascii="Century Gothic" w:hAnsi="Century Gothic"/>
+          <w:lang w:val="en-US"/>
+        </w:rPr>
+        <w:t>src</w:t>
+      </w:r>
+      <w:proofErr w:type="spellEnd"/>
+      <w:r>
+        <w:rPr>
+          <w:rFonts w:ascii="Century Gothic" w:hAnsi="Century Gothic"/>
+          <w:lang w:val="en-US"/>
+        </w:rPr>
+        <w:t>/</w:t>
+      </w:r>
+      <w:proofErr w:type="spellStart"/>
+      <w:r>
+        <w:rPr>
+          <w:rFonts w:ascii="Century Gothic" w:hAnsi="Century Gothic"/>
+          <w:lang w:val="en-US"/>
+        </w:rPr>
+        <w:t>utils</w:t>
+      </w:r>
+      <w:proofErr w:type="spellEnd"/>
+      <w:r>
+        <w:rPr>
+          <w:rFonts w:ascii="Century Gothic" w:hAnsi="Century Gothic"/>
+          <w:lang w:val="en-US"/>
+        </w:rPr>
+        <w:t xml:space="preserve">/api.js – line 3 can be changed if ever you get errors in referencing </w:t>
+      </w:r>
+      <w:proofErr w:type="gramStart"/>
+      <w:r>
+        <w:rPr>
+          <w:rFonts w:ascii="Century Gothic" w:hAnsi="Century Gothic"/>
+          <w:lang w:val="en-US"/>
+        </w:rPr>
+        <w:t>the .</w:t>
+      </w:r>
+      <w:proofErr w:type="spellStart"/>
+      <w:r>
+        <w:rPr>
+          <w:rFonts w:ascii="Century Gothic" w:hAnsi="Century Gothic"/>
+          <w:lang w:val="en-US"/>
+        </w:rPr>
+        <w:t>env</w:t>
+      </w:r>
+      <w:proofErr w:type="spellEnd"/>
+      <w:proofErr w:type="gramEnd"/>
+      <w:r>
+        <w:rPr>
+          <w:rFonts w:ascii="Century Gothic" w:hAnsi="Century Gothic"/>
+          <w:lang w:val="en-US"/>
+        </w:rPr>
+        <w:t xml:space="preserve"> file in the frontend</w:t>
       </w:r>
     </w:p>
     <w:p>
@@ -9225,7 +10701,39 @@
           <w:rFonts w:ascii="Century Gothic" w:hAnsi="Century Gothic"/>
           <w:lang w:val="en-US"/>
         </w:rPr>
-        <w:t>client/src/utils/levelTitles.js – in this file, you can change the rank titles</w:t>
+        <w:t>client/</w:t>
+      </w:r>
+      <w:proofErr w:type="spellStart"/>
+      <w:r>
+        <w:rPr>
+          <w:rFonts w:ascii="Century Gothic" w:hAnsi="Century Gothic"/>
+          <w:lang w:val="en-US"/>
+        </w:rPr>
+        <w:t>src</w:t>
+      </w:r>
+      <w:proofErr w:type="spellEnd"/>
+      <w:r>
+        <w:rPr>
+          <w:rFonts w:ascii="Century Gothic" w:hAnsi="Century Gothic"/>
+          <w:lang w:val="en-US"/>
+        </w:rPr>
+        <w:t>/</w:t>
+      </w:r>
+      <w:proofErr w:type="spellStart"/>
+      <w:r>
+        <w:rPr>
+          <w:rFonts w:ascii="Century Gothic" w:hAnsi="Century Gothic"/>
+          <w:lang w:val="en-US"/>
+        </w:rPr>
+        <w:t>utils</w:t>
+      </w:r>
+      <w:proofErr w:type="spellEnd"/>
+      <w:r>
+        <w:rPr>
+          <w:rFonts w:ascii="Century Gothic" w:hAnsi="Century Gothic"/>
+          <w:lang w:val="en-US"/>
+        </w:rPr>
+        <w:t>/levelTitles.js – in this file, you can change the rank titles</w:t>
       </w:r>
     </w:p>
     <w:p>
@@ -9247,7 +10755,23 @@
           <w:rFonts w:ascii="Century Gothic" w:hAnsi="Century Gothic"/>
           <w:lang w:val="en-US"/>
         </w:rPr>
-        <w:t>client/src/styles/index.css = for style reference and changes</w:t>
+        <w:t>client/</w:t>
+      </w:r>
+      <w:proofErr w:type="spellStart"/>
+      <w:r>
+        <w:rPr>
+          <w:rFonts w:ascii="Century Gothic" w:hAnsi="Century Gothic"/>
+          <w:lang w:val="en-US"/>
+        </w:rPr>
+        <w:t>src</w:t>
+      </w:r>
+      <w:proofErr w:type="spellEnd"/>
+      <w:r>
+        <w:rPr>
+          <w:rFonts w:ascii="Century Gothic" w:hAnsi="Century Gothic"/>
+          <w:lang w:val="en-US"/>
+        </w:rPr>
+        <w:t>/styles/index.css = for style reference and changes</w:t>
       </w:r>
     </w:p>
     <w:p>
@@ -9432,6 +10956,7 @@
           <w:lang w:val="en-US"/>
         </w:rPr>
       </w:pPr>
+      <w:bookmarkStart w:id="21" w:name="_Toc229492303"/>
       <w:r>
         <w:rPr>
           <w:lang w:val="en-US"/>
@@ -9439,6 +10964,7 @@
         <w:lastRenderedPageBreak/>
         <w:t>Further development</w:t>
       </w:r>
+      <w:bookmarkEnd w:id="21"/>
     </w:p>
     <w:p>
       <w:pPr>
@@ -9449,12 +10975,14 @@
           <w:lang w:val="en-US"/>
         </w:rPr>
       </w:pPr>
+      <w:bookmarkStart w:id="22" w:name="_Toc229492304"/>
       <w:r>
         <w:rPr>
           <w:lang w:val="en-US"/>
         </w:rPr>
         <w:t>Games Module</w:t>
       </w:r>
+      <w:bookmarkEnd w:id="22"/>
     </w:p>
     <w:p>
       <w:pPr>
@@ -9505,12 +11033,14 @@
           <w:lang w:val="en-US"/>
         </w:rPr>
       </w:pPr>
+      <w:bookmarkStart w:id="23" w:name="_Toc229492305"/>
       <w:r>
         <w:rPr>
           <w:lang w:val="en-US"/>
         </w:rPr>
         <w:t>Quiz Module</w:t>
       </w:r>
+      <w:bookmarkEnd w:id="23"/>
     </w:p>
     <w:p>
       <w:pPr>
@@ -9542,7 +11072,16 @@
           <w:rFonts w:ascii="Century Gothic" w:hAnsi="Century Gothic"/>
           <w:lang w:val="en-US"/>
         </w:rPr>
-        <w:t>number of questions, choices, and even question type. This area can be further improved by introducing other types of quizzes such as drag and drop tools, fill-in the blanks, or even text input as answers. Another area for improvement for this module is verifying users if they actually read and watched the reference manual and policy videos provided. This way, a new method of confirming that the user participated in the awareness training</w:t>
+        <w:t>number of questions, choices, and even question type. This area can be further improved by introducing other types of quizzes such as drag and drop tools, fill-in the blanks, or even text input as answers. Another area for improvement for this module is verifying users if they actually read and watched the reference manual and policy videos provide</w:t>
+      </w:r>
+      <w:bookmarkStart w:id="24" w:name="_GoBack"/>
+      <w:bookmarkEnd w:id="24"/>
+      <w:r>
+        <w:rPr>
+          <w:rFonts w:ascii="Century Gothic" w:hAnsi="Century Gothic"/>
+          <w:lang w:val="en-US"/>
+        </w:rPr>
+        <w:t>d. This way, a new method of confirming that the user participated in the awareness training</w:t>
       </w:r>
       <w:r>
         <w:rPr>
@@ -9575,12 +11114,14 @@
           <w:lang w:val="en-US"/>
         </w:rPr>
       </w:pPr>
+      <w:bookmarkStart w:id="25" w:name="_Toc229492306"/>
       <w:r>
         <w:rPr>
           <w:lang w:val="en-US"/>
         </w:rPr>
         <w:t>Topics Module</w:t>
       </w:r>
+      <w:bookmarkEnd w:id="25"/>
     </w:p>
     <w:p>
       <w:pPr>
@@ -9634,41 +11175,62 @@
           <w:lang w:val="en-US"/>
         </w:rPr>
       </w:pPr>
-      <w:bookmarkStart w:id="20" w:name="_GoBack"/>
-      <w:bookmarkEnd w:id="20"/>
-    </w:p>
-    <w:p>
-      <w:pPr>
-        <w:jc w:val="both"/>
-        <w:rPr>
-          <w:rFonts w:ascii="Century Gothic" w:hAnsi="Century Gothic"/>
-          <w:lang w:val="en-US"/>
-        </w:rPr>
-      </w:pPr>
-    </w:p>
-    <w:p>
-      <w:pPr>
-        <w:jc w:val="both"/>
-        <w:rPr>
-          <w:rFonts w:ascii="Century Gothic" w:hAnsi="Century Gothic"/>
-          <w:lang w:val="en-US"/>
-        </w:rPr>
-      </w:pPr>
-    </w:p>
-    <w:p>
-      <w:pPr>
-        <w:jc w:val="both"/>
-        <w:rPr>
-          <w:rFonts w:ascii="Century Gothic" w:hAnsi="Century Gothic"/>
-          <w:lang w:val="en-US"/>
-        </w:rPr>
-      </w:pPr>
-      <w:r>
-        <w:rPr>
-          <w:rFonts w:ascii="Century Gothic" w:hAnsi="Century Gothic"/>
-          <w:lang w:val="en-US"/>
-        </w:rPr>
-        <w:t>If you know React.js, then well and good. Maybe you can further enhance the project and perhaps even convert it into a much better tech stack. If however, you are not familiar with React or have little to no experience in JavaScript, then do not worry</w:t>
+      <w:r>
+        <w:rPr>
+          <w:rFonts w:ascii="Century Gothic" w:hAnsi="Century Gothic"/>
+          <w:lang w:val="en-US"/>
+        </w:rPr>
+        <w:t>Notes from the previous developer</w:t>
+      </w:r>
+    </w:p>
+    <w:p>
+      <w:pPr>
+        <w:jc w:val="both"/>
+        <w:rPr>
+          <w:rFonts w:ascii="Century Gothic" w:hAnsi="Century Gothic"/>
+          <w:lang w:val="en-US"/>
+        </w:rPr>
+      </w:pPr>
+    </w:p>
+    <w:p>
+      <w:pPr>
+        <w:jc w:val="both"/>
+        <w:rPr>
+          <w:rFonts w:ascii="Century Gothic" w:hAnsi="Century Gothic"/>
+          <w:lang w:val="en-US"/>
+        </w:rPr>
+      </w:pPr>
+    </w:p>
+    <w:p>
+      <w:pPr>
+        <w:jc w:val="both"/>
+        <w:rPr>
+          <w:rFonts w:ascii="Century Gothic" w:hAnsi="Century Gothic"/>
+          <w:lang w:val="en-US"/>
+        </w:rPr>
+      </w:pPr>
+      <w:r>
+        <w:rPr>
+          <w:rFonts w:ascii="Century Gothic" w:hAnsi="Century Gothic"/>
+          <w:lang w:val="en-US"/>
+        </w:rPr>
+        <w:t xml:space="preserve">If you know React.js, then well and good. Maybe you can further enhance the project and perhaps even convert it into a much better tech stack. </w:t>
+      </w:r>
+      <w:proofErr w:type="gramStart"/>
+      <w:r>
+        <w:rPr>
+          <w:rFonts w:ascii="Century Gothic" w:hAnsi="Century Gothic"/>
+          <w:lang w:val="en-US"/>
+        </w:rPr>
+        <w:t>If</w:t>
+      </w:r>
+      <w:proofErr w:type="gramEnd"/>
+      <w:r>
+        <w:rPr>
+          <w:rFonts w:ascii="Century Gothic" w:hAnsi="Century Gothic"/>
+          <w:lang w:val="en-US"/>
+        </w:rPr>
+        <w:t xml:space="preserve"> however, you are not familiar with React or have little to no experience in JavaScript, then do not worry</w:t>
       </w:r>
     </w:p>
     <w:sectPr>
@@ -12476,7 +14038,7 @@
 </file>
 
 <file path=customXml/itemProps1.xml><?xml version="1.0" encoding="utf-8"?>
-<ds:datastoreItem xmlns:ds="http://schemas.openxmlformats.org/officeDocument/2006/customXml" ds:itemID="{04A0E4CE-B925-4399-9C25-A4DB7DC5528D}">
+<ds:datastoreItem xmlns:ds="http://schemas.openxmlformats.org/officeDocument/2006/customXml" ds:itemID="{45F99479-44F9-4322-8DBF-F46A1AB5B5F9}">
   <ds:schemaRefs>
     <ds:schemaRef ds:uri="http://schemas.openxmlformats.org/officeDocument/2006/bibliography"/>
   </ds:schemaRefs>
